--- a/ms.docx
+++ b/ms.docx
@@ -39,10 +39,10 @@
         <w:pStyle w:val="Abstract"/>
       </w:pPr>
       <w:r>
-        <w:t xml:space="preserve">With respect to personal identity, both Roman Altshuler and Christine Korsgaard argue we are defined by the stories we accept about ourselves. On Korsgaard’s account, we select various events from our past and weave it into our own constructed narratives. For Altshuler, this account neglects the affect that some events have in the construction of our self-constitutions. He argues in response to Korsgaard that our self-constitutions are determined by our reflexive endorsements upon reflection of all the events in our past. This reflexive endorsement is determined by the emotions the agent expresses upon reflection on their own narrative. Therefore, his account is grounded in a more comprehensive description of how the agent goes about selecting narratives in a way that does not discard events. I argue that if this is what narrative in the psychological sense is, then we ought recognize them as a ubiquitous artifact in much of what we recognize as modern and popular artworks.</w:t>
-      </w:r>
-    </w:p>
-    <w:bookmarkStart w:id="23" w:name="personhood-and-identity"/>
+        <w:t xml:space="preserve">With respect to personal identity, both Roman Altshuler and Christine Korsgaard argue we are defined by the stories we accept about ourselves. On Korsgaard’s account, we select various events from our past and weave it into our own constructed narratives. For Altshuler, this account neglects the affect that some events have in the construction of our self-constitutions. I argue that if this is what narrative in the psychological sense is, then we ought recognize them as a ubiquitous artifact in much of what we recognize as modern and popular artworks.</w:t>
+      </w:r>
+    </w:p>
+    <w:bookmarkStart w:id="21" w:name="personhood-and-identity"/>
     <w:p>
       <w:pPr>
         <w:pStyle w:val="Heading1"/>
@@ -477,7 +477,7 @@
         <w:t xml:space="preserve"> </w:t>
       </w:r>
       <w:r>
-        <w:t xml:space="preserve">(Schechtman 1996b, 96)</w:t>
+        <w:t xml:space="preserve">(Schechtman 1996, 96)</w:t>
       </w:r>
       <w:r>
         <w:t xml:space="preserve"> </w:t>
@@ -558,7 +558,7 @@
         <w:pStyle w:val="BodyText"/>
       </w:pPr>
       <w:r>
-        <w:t xml:space="preserve">While Parfit’s account does show how persons are not mere matter, causalists state that an action performed by an agent, is an event caused by the mental state of that agent</w:t>
+        <w:t xml:space="preserve">While Parfit’s account does show how persons are not mere matter, he and other causalists state that an action performed by an agent, is an event caused by the mental state of that agent</w:t>
       </w:r>
       <w:r>
         <w:t xml:space="preserve"> </w:t>
@@ -567,19 +567,7 @@
         <w:t xml:space="preserve">(Altshuler 2021)</w:t>
       </w:r>
       <w:r>
-        <w:t xml:space="preserve">. The difficulty arises in understanding how mental states are related to events, whether, emotional, causal or something else. Regardless of the relationship between mental states and the material universe, it is not clear where the causal chains originated. As such Parfit’s account still does not capture what we might think of as persons. Narrative explanations provide one account by explaining the relationship of cause and event in a way that preserves agency. Stories make our lives intelligible</w:t>
-      </w:r>
-      <w:r>
-        <w:t xml:space="preserve"> </w:t>
-      </w:r>
-      <w:r>
-        <w:t xml:space="preserve">(Velleman 2003)</w:t>
-      </w:r>
-      <w:r>
-        <w:t xml:space="preserve"> </w:t>
-      </w:r>
-      <w:r>
-        <w:t xml:space="preserve">by providing motive and context to a collection of events and episodes.</w:t>
+        <w:t xml:space="preserve">. The difficulty arises in understanding how mental states are related to related to prior events. While a mental state may be the source of some event, another event may be the source of that mental state. Regardless of the relationship between mental states and the material universe, it is not clear where the causal chains originated.</w:t>
       </w:r>
     </w:p>
     <w:p>
@@ -587,7 +575,7 @@
         <w:pStyle w:val="BodyText"/>
       </w:pPr>
       <w:r>
-        <w:t xml:space="preserve">In other words, narrative offers an account of identity that is based on attributed meaning. The meanings that stories provide are not derived from the individual meanings of the events they represent however. Rather, the individual events derive their meaning from the overall meaning of the story. The outcome of the story determines the meaning of the events within the story. Why something happened is explained by the end of the story in which it happened. But this is ascribed by whoever that stakeholder happens to be. Causalists state that an action performed by an agent, is an event caused by the mental state of that agent</w:t>
+        <w:t xml:space="preserve">Narrative accounts of personhood are based on attributed meaning to events in one’s past. The meanings that stories provide are not derived from the individual meanings of the events they represent. Rather, the individual events derive their meaning from the overall meaning of the story. The outcome of the story determines the meaning of the events within the story. Why something happened is explained by the end of the story in which it happened. But this is ascribed by whoever that stakeholder happens to be. Causalists state that an action performed by an agent, is an event caused by the mental state of that agent</w:t>
       </w:r>
       <w:r>
         <w:t xml:space="preserve"> </w:t>
@@ -785,7 +773,7 @@
         </m:sSub>
       </m:oMath>
       <w:r>
-        <w:t xml:space="preserve">. The continuous line here is most often mental states such as memory, passions, character traits and dispositions. But often times it is the case that those memories we accept as definitive, have their origins in persons other than us. There are certain dispositions I have because of persons other than myself signing various documents articulating what rights I have for instance.</w:t>
+        <w:t xml:space="preserve">. The continuous line here is most often mental states such as memory, passions, character traits and dispositions. But often times it is the case that those memories we accept as definitive, have their origins in persons or events other than ourselves. There are certain dispositions I have because of persons other than myself signing various documents articulating what rights I recognize as belonging to me for instance.</w:t>
       </w:r>
     </w:p>
     <w:p>
@@ -793,7 +781,7 @@
         <w:pStyle w:val="BodyText"/>
       </w:pPr>
       <w:r>
-        <w:t xml:space="preserve">Christine</w:t>
+        <w:t xml:space="preserve">In response, Christine</w:t>
       </w:r>
       <w:r>
         <w:t xml:space="preserve"> </w:t>
@@ -833,7 +821,7 @@
         <w:t xml:space="preserve">(Christine M. Korsgaard 1989, 103)</w:t>
       </w:r>
       <w:r>
-        <w:t xml:space="preserve">. This means that the way to identity an object as existing through space and time as it correlates with a person, is by identifying a set of experiences between objects across space and time and as are connected through a set of events. These events are psychological states and ’spatiotemporally continuous living body’</w:t>
+        <w:t xml:space="preserve">. This means that the way to identity an object as existing through space and time as it correlates with a person, is by identifying a set of experiences between objects across space and time and as are connected through a set of events or some other connecting factor. These events are psychological states and ’spatiotemporally continuous living bod[ies]’</w:t>
       </w:r>
       <w:r>
         <w:t xml:space="preserve"> </w:t>
@@ -842,7 +830,7 @@
         <w:t xml:space="preserve">(Christine M. Korsgaard 1989, 104)</w:t>
       </w:r>
       <w:r>
-        <w:t xml:space="preserve">. In this way, it is plausible to draw a line from events in 1786 to my present day. In other words, because a person’s psychological states have prior causes, the states themselves are merely some form of event and experience.</w:t>
+        <w:t xml:space="preserve">. In this way, it is plausible to draw a line from events in 1776 to my present day. In other words, because a person’s psychological states have prior causes, the states themselves are merely some form of event and experience.</w:t>
       </w:r>
     </w:p>
     <w:p>
@@ -850,7 +838,7 @@
         <w:pStyle w:val="BodyText"/>
       </w:pPr>
       <w:r>
-        <w:t xml:space="preserve">The divergence not only has implications for ways in which to identity identical objects persisting across space and time, but also with respect to moral attributions of praise and blame. For instance, Kantians and Utilitarians have differing conceptions of agency which together represent a source of justification for either view. Utilitarians too account for agency as a form of experience. When concerning moral obligation and duty for instance, it is the moral agent who deserves to be praised or blamed. In this way then, say my acceptance of a person’s human rights has nothing to do with me. As such, the utilitarian asks</w:t>
+        <w:t xml:space="preserve">The divergence not only has implications for ways in which to identity material objects persisting across space and time, but also with respect to moral attributions of praise and blame which uniquely belong to immaterial objects. For instance, Kantians and Utilitarians have differing conceptions of agency which together represent a source of justification for either view. Utilitarians too account for agency as a form of experience. When concerning moral obligation and duty for instance, it is the moral agent who deserves to be praised or blamed. In this way then, say my acceptance of a person’s human rights has nothing to do with me. As such, the utilitarian asks</w:t>
       </w:r>
       <w:r>
         <w:t xml:space="preserve"> </w:t>
@@ -981,7 +969,31 @@
         <w:pStyle w:val="BodyText"/>
       </w:pPr>
       <w:r>
-        <w:t xml:space="preserve">Reductionism is one way to understand personal identity in the form of causal influences on agency, without reducing the agency. Here, human agency is explained by relating motives to events. Either psychological states like belief and desire are bound over time by psychological continuity, or an action is an event caused by mental states. Just how is the agency maintained in light of influential environmental effects on it?</w:t>
+        <w:t xml:space="preserve">The locus of the reduction is hard to pin down in the context of the kinds of desires expressed by an entity as complex as a human person. An analogous complexity can be found in many popular love songs. Although a murky concept, narratives offer a promising way to better understand causal and psychological reductionism. This is because they can incorporate and give shape to</w:t>
+      </w:r>
+      <w:r>
+        <w:t xml:space="preserve"> </w:t>
+      </w:r>
+      <w:r>
+        <w:t xml:space="preserve">“a wide range of heterogeneous”</w:t>
+      </w:r>
+      <w:r>
+        <w:t xml:space="preserve"> </w:t>
+      </w:r>
+      <w:r>
+        <w:t xml:space="preserve">mental states and events</w:t>
+      </w:r>
+      <w:r>
+        <w:t xml:space="preserve"> </w:t>
+      </w:r>
+      <w:r>
+        <w:t xml:space="preserve">(Altshuler 2021)</w:t>
+      </w:r>
+      <w:r>
+        <w:t xml:space="preserve"> </w:t>
+      </w:r>
+      <w:r>
+        <w:t xml:space="preserve">in the same manner as psychological narratives. By giving shape to these factors, narrative theories explicate an agent’s motivations as a response to environmental effects.</w:t>
       </w:r>
     </w:p>
     <w:p>
@@ -989,31 +1001,19 @@
         <w:pStyle w:val="BodyText"/>
       </w:pPr>
       <w:r>
-        <w:t xml:space="preserve">The locus of the reduction is hard to pin down in the context of the kinds of desires expressed by an entity as complex as a human person. An analogous complexity can be found in many popular love songs. Although a murky concept, narratives offer a promising response to causal and psychological reductionism. This is because they can incorporate and give shape to</w:t>
-      </w:r>
-      <w:r>
-        <w:t xml:space="preserve"> </w:t>
-      </w:r>
-      <w:r>
-        <w:t xml:space="preserve">“a wide range of heterogeneous”</w:t>
-      </w:r>
-      <w:r>
-        <w:t xml:space="preserve"> </w:t>
-      </w:r>
-      <w:r>
-        <w:t xml:space="preserve">mental states and events</w:t>
-      </w:r>
-      <w:r>
-        <w:t xml:space="preserve"> </w:t>
-      </w:r>
-      <w:r>
-        <w:t xml:space="preserve">(Altshuler 2021)</w:t>
-      </w:r>
-      <w:r>
-        <w:t xml:space="preserve"> </w:t>
-      </w:r>
-      <w:r>
-        <w:t xml:space="preserve">in the same manner as psychological narratives. By giving shape to these factors, narrative theories explicate an agent’s motivations as a response to environmental effects.</w:t>
+        <w:t xml:space="preserve">Narrative explanations provide one account by explaining the relationship of cause and event in a way that preserves agency. Stories make our lives intelligible</w:t>
+      </w:r>
+      <w:r>
+        <w:t xml:space="preserve"> </w:t>
+      </w:r>
+      <w:r>
+        <w:t xml:space="preserve">(Velleman 2003)</w:t>
+      </w:r>
+      <w:r>
+        <w:t xml:space="preserve"> </w:t>
+      </w:r>
+      <w:r>
+        <w:t xml:space="preserve">by providing motive and context to a collection of events and episodes. In other words, narrative gives meaning to otherwise meaningless events. Overall, the meanings that stories provide are not derived from the individual meanings of the events they represent. Rather, the individual events derive their meaning from the overall meaning of the story. The outcome of the story determines the meaning of the events within the story. Finally, the meaning of the outcome is determined by the story teller. Why something happened is explained by the end of the story in which it happened.</w:t>
       </w:r>
     </w:p>
     <w:p>
@@ -1021,19 +1021,32 @@
         <w:pStyle w:val="BodyText"/>
       </w:pPr>
       <w:r>
-        <w:t xml:space="preserve">Narrative explanations provide one account by explaining the relationship of cause and event in a way that preserves agency. Stories make our lives intelligible</w:t>
-      </w:r>
-      <w:r>
-        <w:t xml:space="preserve"> </w:t>
-      </w:r>
-      <w:r>
-        <w:t xml:space="preserve">(Velleman 2003)</w:t>
-      </w:r>
-      <w:r>
-        <w:t xml:space="preserve"> </w:t>
-      </w:r>
-      <w:r>
-        <w:t xml:space="preserve">by providing motive and context to a collection of events and episodes. In other words, narrative gives meaning to otherwise meaningless events. Overall, the meanings that stories provide are not derived from the individual meanings of the events they represent. Rather, the individual events derive their meaning from the overall meaning of the story. The outcome of the story determines the meaning of the events within the story. The meaning of the outcome is determined by the story teller. Why something happened is explained by the end of the story in which it happened.</w:t>
+        <w:t xml:space="preserve">Altshuler identifies a problem with this account, namely that it does not account for those events that are not selected by the agent. He argues that such events do have a causal effect on what ultimately constitutes one’s identity. Following Peter</w:t>
+      </w:r>
+      <w:r>
+        <w:t xml:space="preserve"> </w:t>
+      </w:r>
+      <w:r>
+        <w:t xml:space="preserve">Goldie (2009)</w:t>
+      </w:r>
+      <w:r>
+        <w:t xml:space="preserve">, Altshuler instead identifies narrative with an agent’s</w:t>
+      </w:r>
+      <w:r>
+        <w:t xml:space="preserve"> </w:t>
+      </w:r>
+      <w:r>
+        <w:rPr>
+          <w:i/>
+          <w:iCs/>
+        </w:rPr>
+        <w:t xml:space="preserve">ability</w:t>
+      </w:r>
+      <w:r>
+        <w:t xml:space="preserve"> </w:t>
+      </w:r>
+      <w:r>
+        <w:t xml:space="preserve">to reconfigure their motivational and psychological past with respect to their own reactions to these events. In other words, Altshuler too, defends a self-constitution model of agency and identity, but one on which a person’s responses to his or her past, shapes her future identity.</w:t>
       </w:r>
     </w:p>
     <w:p>
@@ -1041,32 +1054,7 @@
         <w:pStyle w:val="BodyText"/>
       </w:pPr>
       <w:r>
-        <w:t xml:space="preserve">Altshuler identifies a problem with this account, namely that it does not account for those events that are not selected by the agent. He argues that such events do have a causal effect on what ultimately constitutes one’s personage, and as such Korsgaard’s view is unable to provide the proper and necessary features of personhood. Following Peter</w:t>
-      </w:r>
-      <w:r>
-        <w:t xml:space="preserve"> </w:t>
-      </w:r>
-      <w:r>
-        <w:t xml:space="preserve">Goldie (2009)</w:t>
-      </w:r>
-      <w:r>
-        <w:t xml:space="preserve">, Altshuler instead identifies narrative with an agent’s</w:t>
-      </w:r>
-      <w:r>
-        <w:t xml:space="preserve"> </w:t>
-      </w:r>
-      <w:r>
-        <w:rPr>
-          <w:i/>
-          <w:iCs/>
-        </w:rPr>
-        <w:t xml:space="preserve">ability</w:t>
-      </w:r>
-      <w:r>
-        <w:t xml:space="preserve"> </w:t>
-      </w:r>
-      <w:r>
-        <w:t xml:space="preserve">to reconfigure their motivational and psychological past with respect to their own reactions to these events. In other words, Altshuler too, defends a self-constitution model of agency and identity, but one on which a person’s responses to his or her past, shape her future identity.</w:t>
+        <w:t xml:space="preserve">Altshuler responds to the reductionistic identity problem by expanding Korsgaard’s analysis. On his account then, we are defined by the stories we accept about ourselves, which is determined by our reflexive rather than reflective endorsements. This reflexive endorsement is determined by emotions we express upon the agent’s reflection on her own narrative. Since on Altshuler’s account, it is possible for the agent to give an accounting for all of the experiences she has by the way of reflexive endorsement or rejection, this account does not disregard important agent forming experiences. Therefore, his account is grounded in a more comprehensive description of how the agent goes about selecting events that self-prescribes their identity.</w:t>
       </w:r>
     </w:p>
     <w:p>
@@ -1074,7 +1062,33 @@
         <w:pStyle w:val="BodyText"/>
       </w:pPr>
       <w:r>
-        <w:t xml:space="preserve">Altshuler responds to the reductionistic identity problem by expanding Korsgaard’s analysis. On his account then, we are defined by the stories we accept about ourselves, which is determined by our reflexive rather than reflective endorsements. This reflexive endorsement is determined by emotions we express upon the agent’s reflection on her own narrative. Since on Altshuler’s account, it is possible for the agent to give an accounting for all of the experiences she has by the way of reflexive endorsement or rejection, this account does not disregard important agent forming experiences. Therefore, his account is grounded in a more comprehensive description of how the agent goes about selecting narratives in a way that does not discard events and encapsulates a holistic number of attributes in the constitution of an agent.</w:t>
+        <w:t xml:space="preserve">Although narrative offers promise, it is also not clear how we might recognize a narrative in the wild, what does a sample narrative look like? Focusing on the expressions of regret in some popular songs may provide one answer. If some songs are narratives, the expressions of regret in them, may provide a response to psychological and causal reductionism. Love songs or anti-love songs can express regret for when the relationship ends, or regret for the relationship not ending sooner; which is another way for thinking about how the narrator’s life may have gone differently. What is important about the expression of the feeling of regret here, is what that experience does for the agent’s behavior going forward in the context of the meaning that the narrative gives to that event, or the agent derives from it. Love songs could be a form of narrative thinking in both the philosophical context and the popular one. Importantly here however, love songs might be a process by which someone organizes their experience and creates their own identity</w:t>
+      </w:r>
+      <w:r>
+        <w:t xml:space="preserve"> </w:t>
+      </w:r>
+      <w:r>
+        <w:t xml:space="preserve">(Schechtman 1996)</w:t>
+      </w:r>
+      <w:r>
+        <w:t xml:space="preserve">.</w:t>
+      </w:r>
+    </w:p>
+    <w:bookmarkStart w:id="20" w:name="X5eb0ef2c9ec3ca61579b602aaa81564cdf0ff82"/>
+    <w:p>
+      <w:pPr>
+        <w:pStyle w:val="Heading2"/>
+      </w:pPr>
+      <w:r>
+        <w:t xml:space="preserve">Rap, Hip-Hop, and Other Popular Music Forms</w:t>
+      </w:r>
+    </w:p>
+    <w:p>
+      <w:pPr>
+        <w:pStyle w:val="FirstParagraph"/>
+      </w:pPr>
+      <w:r>
+        <w:t xml:space="preserve">It is possible that when a song expresses regret for not having met someone sooner, they are thinking about how their life might have gone had they married sooner. The marriage itself is not meaningful for the individual as a stand-alone event. Rather, the marriage only has causal influence on the subsequent events of that person’s life and it is the person who defines the event in such a way to make it a meaningful marker of their own identity. It is where the marriage sits in the overall context of the course of a given relationship for instance. A marriage event in the context of a short and harmful relationship has a very different meaning than one in the context of a long and loving relationship. Most importantly however, it is important in the context of the meaning that a person derives from the event. The context of expressed regret best explains this.</w:t>
       </w:r>
     </w:p>
     <w:p>
@@ -1082,33 +1096,7 @@
         <w:pStyle w:val="BodyText"/>
       </w:pPr>
       <w:r>
-        <w:t xml:space="preserve">Although narrative offers promise, it is also not clear how we might recognize a narrative in the wild, what does a sample narrative look like? Focusing on the expressions of regret in some popular songs may provide one answer. If some songs are narratives, the expressions of regret in them, may provide a response to psychological and causal reductionism. Love songs or anti-love songs can express regret for when the relationship ends, or regret for the relationship not ending sooner; which is another way for thinking about how the narrator’s life may have gone differently. What is important about the expression of the feeling of regret here, is what that experience does for the agent’s behavior going forward in the context of the meaning that the narrative gives to that event, or the agent derives from it. Love songs could be a form of narrative thinking in both the philosophical context and the popular one. Importantly here however, love songs might be a process by which someone organizes their experience and creates their identity</w:t>
-      </w:r>
-      <w:r>
-        <w:t xml:space="preserve"> </w:t>
-      </w:r>
-      <w:r>
-        <w:t xml:space="preserve">(Schechtman 1996b)</w:t>
-      </w:r>
-      <w:r>
-        <w:t xml:space="preserve">.</w:t>
-      </w:r>
-    </w:p>
-    <w:bookmarkStart w:id="20" w:name="X5eb0ef2c9ec3ca61579b602aaa81564cdf0ff82"/>
-    <w:p>
-      <w:pPr>
-        <w:pStyle w:val="Heading2"/>
-      </w:pPr>
-      <w:r>
-        <w:t xml:space="preserve">Rap, Hip-Hop, and Other Popular Music Forms</w:t>
-      </w:r>
-    </w:p>
-    <w:p>
-      <w:pPr>
-        <w:pStyle w:val="FirstParagraph"/>
-      </w:pPr>
-      <w:r>
-        <w:t xml:space="preserve">It is possible that when a song expresses regret for not having met someone sooner, they are thinking about how their life might have gone had they married sooner. The marriage itself is not meaningful for the individual as a stand-alone event. Rather, the marriage only has causal influence on the subsequent events of that person’s life and it is the person who defines the event in such a way to make it a meaningful marker of their own identity. It is where the marriage sits in the overall context of the course of a given relationship for instance. A marriage event in the context of a short and harmful relationship has a very different meaning than one in the context of a long and loving relationship. Most importantly however, it is important in the context of the meaning that a person derives from the event. The context of expressed regret best explains this.</w:t>
+        <w:t xml:space="preserve">Peter Goldie highlights our emotions as a form of reflection, especially that of regret. Sometimes as agents, the expressions of regret enables one to better exercise their own agency. We can imagine someone being cheated through the purchase of a used car. Looking towards the future, that individual would exercise more caution as a consequence upon reflection of their mistake. In these moments, the ability to tell a story becomes important as we are enabled by the narrative to recognize the appropriate objects of our emotions in the story. Reflecting on the failed used car purchase, the subject experiences regret. This subsequent experience pushes them to exercise more caution in the future. Similarly, we can compare this to another example. A subject grew up surrounded by violence and poverty, is a descendant of slaves, did not have a male role model. But here, regret is either appropriate to aspects of the story which bear no direct relation to the narrator, or ones that do. Being able to recognize and reflect on emotions enables one to express their agency going forward. What regret is afforded to the subject when reflecting on decisions made by themselves?</w:t>
       </w:r>
     </w:p>
     <w:p>
@@ -1116,7 +1104,19 @@
         <w:pStyle w:val="BodyText"/>
       </w:pPr>
       <w:r>
-        <w:t xml:space="preserve">Peter Goldie highlights our emotions as a form of reflection, especially that of regret. Sometimes as agents, the expressions of regret enables the further exercise of our agency. In these moments, the ability to tell a story becomes important as we are enabled by the narrative to recognize the appropriate objects of our emotions in the story. The narrator grew up surrounded by violence and poverty, is a descendant of slaves, did not have a male role model, but regret is either appropriate to aspects of the story which bear no direct relation to the narrator, or ones that do. More importantly however, being able to recognize and reflect on emotions enables one to express their agency going forward.</w:t>
+        <w:t xml:space="preserve">Michael</w:t>
+      </w:r>
+      <w:r>
+        <w:t xml:space="preserve"> </w:t>
+      </w:r>
+      <w:r>
+        <w:t xml:space="preserve">Bratman (2000)</w:t>
+      </w:r>
+      <w:r>
+        <w:t xml:space="preserve"> </w:t>
+      </w:r>
+      <w:r>
+        <w:t xml:space="preserve">argues that as agents, we are purposeful and reflective about our motivations, and capable of organizing our activity over and in-line with our purposes and motivations as we reflect on them. One method of reflection involves the expressions of various emotions on the occurrence of some event.</w:t>
       </w:r>
     </w:p>
     <w:p>
@@ -1124,43 +1124,6 @@
         <w:pStyle w:val="BodyText"/>
       </w:pPr>
       <w:r>
-        <w:t xml:space="preserve">Michael</w:t>
-      </w:r>
-      <w:r>
-        <w:t xml:space="preserve"> </w:t>
-      </w:r>
-      <w:r>
-        <w:t xml:space="preserve">Bratman (2000)</w:t>
-      </w:r>
-      <w:r>
-        <w:t xml:space="preserve"> </w:t>
-      </w:r>
-      <w:r>
-        <w:t xml:space="preserve">argues that as agents, we are purposeful and reflective about our motivations, and capable of organizing our activity over and in-line with our purposes and motivations as we reflect on them. One method of reflection involves the expressions of various emotions on the occurrence of some event.</w:t>
-      </w:r>
-    </w:p>
-    <w:p>
-      <w:pPr>
-        <w:pStyle w:val="BlockText"/>
-      </w:pPr>
-      <w:r>
-        <w:t xml:space="preserve">Goldie’s point is that it is the emotional structure of narrative that allows for this interaction of emotions: the confidence I feel in the narrative of my past, the shamefulness with which I present it to myself in the narrative, the regret I experience in envisioning it, the calm I attribute to myself in the future, and the satisfaction I feel in relation to it. This emotional structure is key to planning . . .</w:t>
-      </w:r>
-      <w:r>
-        <w:t xml:space="preserve"> </w:t>
-      </w:r>
-      <w:r>
-        <w:t xml:space="preserve">(Altshuler 2021, 5)</w:t>
-      </w:r>
-      <w:r>
-        <w:t xml:space="preserve">.</w:t>
-      </w:r>
-    </w:p>
-    <w:p>
-      <w:pPr>
-        <w:pStyle w:val="FirstParagraph"/>
-      </w:pPr>
-      <w:r>
         <w:t xml:space="preserve">In his paper</w:t>
       </w:r>
       <w:r>
@@ -1230,16 +1193,7 @@
         <w:t xml:space="preserve"> </w:t>
       </w:r>
       <w:r>
-        <w:t xml:space="preserve">[221] rather than in ways that assert their autonomy. While there is much that can be stressed on this point, what is important, is that a theory of narrative identity may attempt to absolve the tension by defining the agency of the would-be victim in some other way that does not involve victimhood. For instance, we may think that self-subordination is largely defined by a narrative arc, what is sub-ordination in one context, is taking ownership of one’s actions in another, taking responsibility over what one does, or did and what another may be tempted to do. This narrative arc gives meaning to a sequence of events the narrative is comprised of. What the events mean then, is largely determined by that narrative</w:t>
-      </w:r>
-      <w:r>
-        <w:t xml:space="preserve"> </w:t>
-      </w:r>
-      <w:r>
-        <w:t xml:space="preserve">Schechtman (1996a)</w:t>
-      </w:r>
-      <w:r>
-        <w:t xml:space="preserve">.</w:t>
+        <w:t xml:space="preserve">[221] rather than in ways that assert their autonomy.</w:t>
       </w:r>
     </w:p>
     <w:p>
@@ -1247,7 +1201,7 @@
         <w:pStyle w:val="BodyText"/>
       </w:pPr>
       <w:r>
-        <w:t xml:space="preserve">But even this form of thinking is not sufficient for the moral attributions of agency that we care about, for instance those that are expressed in our attributions of praise and blame. Consider the following example narratives:</w:t>
+        <w:t xml:space="preserve">While there is much that can be stressed on this point, what is important, is that a theory of narrative identity may attempt to absolve the tension by defining the agency of the would-be victim in some other way that does not involve victimhood, a social role prescribed to them by anomalous social institutions. Consider the following example narratives:</w:t>
       </w:r>
     </w:p>
     <w:p>
@@ -1319,44 +1273,7 @@
         <w:pStyle w:val="FirstParagraph"/>
       </w:pPr>
       <w:r>
-        <w:t xml:space="preserve">First, music characterized as forms of artistic expression often get in the way of understanding love songs in the philosophical context. For one, we might worry about divergent ends</w:t>
-      </w:r>
-      <w:r>
-        <w:t xml:space="preserve"> </w:t>
-      </w:r>
-      <w:r>
-        <w:t xml:space="preserve">(Gilmore 2020)</w:t>
-      </w:r>
-      <w:r>
-        <w:t xml:space="preserve">. Emotions directed at music are often oriented to ends such as pleasure and entertainment or commercial success. In other words, they are functional, meaning that they play some functional role and can be</w:t>
-      </w:r>
-      <w:r>
-        <w:t xml:space="preserve"> </w:t>
-      </w:r>
-      <w:r>
-        <w:t xml:space="preserve">“type-identified”</w:t>
-      </w:r>
-      <w:r>
-        <w:t xml:space="preserve"> </w:t>
-      </w:r>
-      <w:r>
-        <w:t xml:space="preserve">in virtue of this functional role. One aspect of this role, is that art forms such as those expressed by music, are used to create perceptions identified by us as representations of material or immaterial objects.</w:t>
-      </w:r>
-    </w:p>
-    <w:p>
-      <w:pPr>
-        <w:pStyle w:val="BodyText"/>
-      </w:pPr>
-      <w:r>
-        <w:t xml:space="preserve">Our emotions then enable us to evaluate the object of which the music is a kind of representation. However, there is a conceptual difference between evaluating a given object, and perceiving that object. In an evaluation, I make a definitive judgement about the object of my perception. Watching a horror movie will cause me to experience fear, meaning I am evaluating something as deserving of fear. Though this leads to other questions, we might think that my response is purely one of perception in which there is no judgment. How an artist presents something, can be confused by me as either an evaluation or merely a perception. Further, while an aesthetic experience may be based in perception, it is less clear where or how I should justify a given evaluation. In either case, this raises questions about our agency in ways perhaps answerable by a narrative view.</w:t>
-      </w:r>
-    </w:p>
-    <w:p>
-      <w:pPr>
-        <w:pStyle w:val="BodyText"/>
-      </w:pPr>
-      <w:r>
-        <w:t xml:space="preserve">But it does lead to another criticism, the agency of the artist versus that of the audience. Some music criticisms will often point out that musical taste assumes a sense of moral autonomy not available to some. If an artist is accustomed to abject poverty, then that person might be seen as vulnerable to market forces, creating art that is in high demand for the purposes of financial gain</w:t>
+        <w:t xml:space="preserve">Our emotions then enable us to evaluate the object of which the music is a kind of representation. But it does lead to another criticism, the agency of the artist versus that of the audience. Some music criticisms will often point out that musical taste assumes a sense of moral autonomy not available to some. If an artist is accustomed to abject poverty, then that person might be seen as vulnerable to market forces, creating art that is in high demand for the purposes of financial gain</w:t>
       </w:r>
       <w:r>
         <w:t xml:space="preserve"> </w:t>
@@ -1374,36 +1291,7 @@
         <w:t xml:space="preserve">(Richardson and Scott 2002)</w:t>
       </w:r>
       <w:r>
-        <w:t xml:space="preserve">. In other words, practical concerns get in the way of the lofty goal of the narrative self-constitution</w:t>
-      </w:r>
-      <w:r>
-        <w:t xml:space="preserve"> </w:t>
-      </w:r>
-      <w:r>
-        <w:t xml:space="preserve">(Schechtman 1996b)</w:t>
-      </w:r>
-      <w:r>
-        <w:t xml:space="preserve"> </w:t>
-      </w:r>
-      <w:r>
-        <w:t xml:space="preserve">of the agent. Regret within narratives are an example of such narrative agency. Either the expressed regret is important for planning according to some personal identity theories</w:t>
-      </w:r>
-      <w:r>
-        <w:t xml:space="preserve"> </w:t>
-      </w:r>
-      <w:r>
-        <w:t xml:space="preserve">(Bratman 2000; Velleman 2003)</w:t>
-      </w:r>
-      <w:r>
-        <w:t xml:space="preserve">, or popular love songs are merely artistic expressions subject to socio-environment, and not narratively agentive.</w:t>
-      </w:r>
-    </w:p>
-    <w:p>
-      <w:pPr>
-        <w:pStyle w:val="BodyText"/>
-      </w:pPr>
-      <w:r>
-        <w:t xml:space="preserve">The concern here are expressions of agency. It is not clear whether regret is treated similarly for commercial music communities, or communities which do not have the economic capital to pursue intrinsic value goals through artistic expression. Consider one possible narrative for what counts as a necessary and sufficient condition for well-being as expressed in some popular songs. Namely, according to a given song, what counts as necessary for a person’s life to go as well as possible? How should we recognize necessary and sufficient objects for a well-lived life, as expressed in a given song?</w:t>
+        <w:t xml:space="preserve">. Regret within narratives are an example of such narrative agency. But if Eric Miller is correct, then some populations just do not possess agency in the requisite sense. But this view would thoroughly undermine decades of social justice movements in law and elsewhere.</w:t>
       </w:r>
     </w:p>
     <w:p>
@@ -1774,445 +1662,97 @@
         <w:pStyle w:val="BodyText"/>
       </w:pPr>
       <w:r>
-        <w:t xml:space="preserve">Discussions of commercial hip-hop music have often taken for granted that themes in hip-hop are either synonymous with issues of social justice</w:t>
-      </w:r>
-      <w:r>
-        <w:t xml:space="preserve"> </w:t>
-      </w:r>
-      <w:r>
-        <w:t xml:space="preserve">(Rose 1994; Shusterman 2007)</w:t>
-      </w:r>
-      <w:r>
-        <w:t xml:space="preserve">, or misogyny</w:t>
-      </w:r>
-      <w:r>
-        <w:t xml:space="preserve"> </w:t>
-      </w:r>
-      <w:r>
-        <w:t xml:space="preserve">(For instance see Kistler and Lee 2010; Anderson, Carnagey, and Eubanks 2003; Johnson, Jackson, and Gatto 1995)</w:t>
-      </w:r>
-      <w:r>
-        <w:t xml:space="preserve">. Further, it is an open and controversial question whether or not the values of the communities hip-hop are said to represent are in fact represented by hip-hip artists and their music</w:t>
-      </w:r>
-      <w:r>
-        <w:t xml:space="preserve"> </w:t>
-      </w:r>
-      <w:r>
-        <w:t xml:space="preserve">(Shusterman 2007, 1995; Laybourn 2018)</w:t>
-      </w:r>
-      <w:r>
-        <w:t xml:space="preserve">. Hip-hop’s themes of social justice in hip-hop is often referenced as a response to historical and contemporary factors, such as mass incarceration, over / under policing, and the life expectancies of communities often associated with hip-hop. In cases such as these, hip-hop is important because of its social commentary</w:t>
-      </w:r>
-      <w:r>
-        <w:t xml:space="preserve"> </w:t>
-      </w:r>
-      <w:r>
-        <w:t xml:space="preserve">(Nzinga and Medin 2018)</w:t>
-      </w:r>
-      <w:r>
-        <w:t xml:space="preserve">. While it may be argued that the commercialized themes of misogyny undermine those of social justice, critics typically point out that what may appear to be misogynistic are likely critical word play. Instead, critics argue that the latter themes are either clever social commentaries in themselves, or that profit is the primary motivation for the latter themes. But rarely do these conversations consider the contexts in which certain responses make sense.</w:t>
-      </w:r>
-    </w:p>
-    <w:p>
-      <w:pPr>
-        <w:pStyle w:val="BodyText"/>
-      </w:pPr>
-      <w:r>
-        <w:t xml:space="preserve">Moral psychology refers to our attempts to understand what is possible in regard to our behaviors, actions, and values. There are several questions, what kind of creatures are we, and which behaviors and values are available to us. Normative theory refers to our attempts to understand what our moral obligations are, which behaviors and actions are required of us. It assumes, in part, an understanding of who we are, and which behaviors and actions we are capable of. The way normative theory and moral psychology are compared then, is that when talking about moral obligation, one assumes that an individual only has an obligation when a required behavior is available to her. The other assumes that any good normative theory will only posit actions that are available to us. Narrative identity is a class of discussion within the study of moral psychology.</w:t>
-      </w:r>
-    </w:p>
-    <w:p>
-      <w:pPr>
-        <w:pStyle w:val="BodyText"/>
-      </w:pPr>
-      <w:r>
-        <w:t xml:space="preserve">It provides some middle ground between moral psychology and normative theory. It also begins with two questions. The first is what we can do now to make future actions possible or impossible. The second asks whether we have an obligation now to make decisions that will make future actions possible or impossible. Following these questions, there are two categories of questions. One about our physical environments and how that environment makes possible, certain future actions. For example, consider Jill, the daughter of poor immigrants. Jill recognizes an obligation to give substantial amounts of wealth to charity. Therefore, Jill may have an obligation to pursue a high-compensation career.</w:t>
-      </w:r>
-    </w:p>
-    <w:p>
-      <w:pPr>
-        <w:pStyle w:val="BodyText"/>
-      </w:pPr>
-      <w:r>
         <w:t xml:space="preserve">The social version of this question is more opaque. It is a question about our social environments and to what extent our social environments can provide us with the resources necessary to fulfill our moral obligations. Once again, there are two categories of question here. For instance, consider our choices as to what kind of careers would make fulfilling our moral obligations possible. If we recognize a moral obligation to give vast amounts of wealth to charity, then we could pursue a set of social connections (work hard in high school and get into a good university) that would make our ability to fulfill this obligation more likely. The other category of question is even more difficult however. It begins as a question about ourselves and the sources of our beliefs as to what is possible, and what is not. We would start with a question about what is true about ourselves. Related to this is a question about what extent do those around us contribute to our beliefs about what is true about ourselves and what is obligatory in regard to our behavior. If we consider that we have a moral obligation to support national health, then there are some political parties we might campaign on behalf of and others we would not. Some philosophers have argued that how we should understand such questions is in the form of a narrative.</w:t>
       </w:r>
     </w:p>
     <w:bookmarkEnd w:id="20"/>
-    <w:bookmarkStart w:id="21" w:name="narrative-planning"/>
-    <w:p>
-      <w:pPr>
-        <w:pStyle w:val="Heading2"/>
-      </w:pPr>
-      <w:r>
-        <w:t xml:space="preserve">Narrative Planning</w:t>
+    <w:bookmarkEnd w:id="21"/>
+    <w:bookmarkStart w:id="64" w:name="works-cited"/>
+    <w:p>
+      <w:pPr>
+        <w:pStyle w:val="Heading1"/>
+      </w:pPr>
+      <w:r>
+        <w:t xml:space="preserve">Works Cited</w:t>
       </w:r>
     </w:p>
     <w:p>
       <w:pPr>
         <w:pStyle w:val="FirstParagraph"/>
       </w:pPr>
-      <w:r>
-        <w:t xml:space="preserve">When we make plans for the future, we are often constrained in various ways. These ways may include facts about ourselves, we may not be tall enough to go on a given amusement park ride. Or have the necessary professional qualifications for a given job on the coast. Sometimes we are constrained by contingent facts about ourselves. These can include our personalities, our character traits, our emotional health and dispositions, or our abilities. Other times these constraints are external, such as past events. We can be permanently injured from a previous automobile accident. Inflation and the economy can prevent us from taking a vacation this year. We can be constrained by other people, as when someone rear-ends us and instead of driving to Yosemite, we have to get our car fixed. We can be constrained by the plans that others may have for themselves, and by extension, us; say in the case of marriage. Sometimes we are constrained by another’s personal policies, for instance, because we do not profess religious faith, our friend’s felt obligations to their religious parents may prevent them from accepting our marriage proposal.</w:t>
-      </w:r>
-    </w:p>
-    <w:p>
-      <w:pPr>
-        <w:pStyle w:val="BodyText"/>
-      </w:pPr>
-      <w:r>
-        <w:t xml:space="preserve">Past experiences are connected to counterfactual thinking and regrets. The ways we reflect on these experiences and how we are constrained by them can sometimes lead to counterfactual thinking and regrets. We can regret the fact that our friend’s parents do not think of us as a legitimate suitor.</w:t>
-      </w:r>
-    </w:p>
-    <w:p>
-      <w:pPr>
-        <w:pStyle w:val="BodyText"/>
-      </w:pPr>
-      <w:r>
-        <w:t xml:space="preserve">There are times wherein these constraints, experiences and the regrets they lead to are real, occurring and constraining our choices in real-life. Goldie, however, argues that there are also times that while the constraints and regrets take place in real-life, the experience is make-believe or some other fictional event, what he calls non-local events. Non-local events are ones that take place in the past, future or make-believe, but both can be a part of a fiction. Both the real-life experiences, and the fictional ones are conveyed through narratives. A narrative is a representation of a sequence of events, whether actual, or make-believe. We can imagine someone telling us a fictional account of a purported historical event. Imagine that a friend, as a prank, calls you and tells you that he saw a random DUI check point on the way you normally take home from work and so you decide to take a different route. Through his fictional narrative, your friend has represented a sequence of events to you that constrained your choices.</w:t>
-      </w:r>
-    </w:p>
-    <w:p>
-      <w:pPr>
-        <w:pStyle w:val="BodyText"/>
-      </w:pPr>
-      <w:r>
-        <w:t xml:space="preserve">We can represent both real-life and make-believe events through narrative and both can constrain our choices in real-life. More specifically, a narrative is the mental representation of a sequence of events. These can be a sequence of thoughts, thought through, and conceived of by both the narrator and the audience. The narrative can represent timelines which can be conscious or subconscious and they can provide coherence of the causal and other connections between events into what is called a narrative episode or episodes. We might imagine a counterfactual timeline wherein we wait in traffic over an hour, completely missing our dinner reservation and much needed time with our spouse. As such, these constraints can motivate feelings of regret, say that because of your alternate route, you are now late to dinner with your spouse.</w:t>
-      </w:r>
-    </w:p>
-    <w:p>
-      <w:pPr>
-        <w:pStyle w:val="BodyText"/>
-      </w:pPr>
-      <w:r>
-        <w:t xml:space="preserve">What we can glean from these episodes are coherence, meaningfulness, and emotional importance/import. In imagining the counterfactual where we sit in traffic for over an hour, we may realize that we are really looking forward to having dinner with our spouse. We might realize that we have both been working really late and have not set enough time apart for each other. Goldie says that emplotment, is a psychological process which can be more or less successful. Emplotment occurs for those implicated in the narrative and those who engage with the narrative. Through emplotment, narratives give those who are implicated by them and those who engage with them, ways to consciously or subconsciously think about the events mentally represented by that narrative.</w:t>
-      </w:r>
-    </w:p>
-    <w:p>
-      <w:pPr>
-        <w:pStyle w:val="BodyText"/>
-      </w:pPr>
-      <w:r>
-        <w:t xml:space="preserve">You consider how much time would be added to your commute if you went the way home that you normally would. The story your friend has told you, comes with some emotional baggage then. Realizing that you miss your spouse, you regret that you might miss your dinner reservation etc. This emotional baggage, and not the actual conditions, in part, is what determines the appropriateness of your response, whether you will take your usual way, or the other. Assuming you decide to avoid the fake DUI check-point, your response is emotionally appropriate because it is a response to how much you miss your spouse. Assuming that missing the dinner reservation equates to what most of us think of as a negatively valenced experience, taking the longer route would be the appropriate response in this situation. As such, this decision is emotionally important.</w:t>
-      </w:r>
-    </w:p>
-    <w:p>
-      <w:pPr>
-        <w:pStyle w:val="BodyText"/>
-      </w:pPr>
-      <w:r>
-        <w:t xml:space="preserve">But when we think about this emotional import, the effect on our behavior may differ from the emotional import of a real-life but non-local event and a make-believe non-local event. This implies though, that the proper response to a situation is outlined by the emotional response to a given event whether true or make-believe. Especially because it seems that it is the narrative that outlines the proper emotional response and not real-life. Both narratives are non-local events, but one is real-life and the other make-believe. Our friend may say to us;</w:t>
-      </w:r>
-      <w:r>
-        <w:t xml:space="preserve"> </w:t>
-      </w:r>
-      <w:r>
-        <w:t xml:space="preserve">“oh man, you don’t wanna go that way let me tell you . . .”</w:t>
-      </w:r>
-      <w:r>
-        <w:t xml:space="preserve">, at which point he spins a yarn about his commute taking one and a half hours longer than it does normally and it is this yarn that motivated your counterfactual experiences and subsequent feelings of regret. As such</w:t>
-      </w:r>
-    </w:p>
-    <w:p>
-      <w:pPr>
-        <w:pStyle w:val="Compact"/>
-        <w:numPr>
-          <w:ilvl w:val="0"/>
-          <w:numId w:val="1005"/>
-        </w:numPr>
-      </w:pPr>
-      <w:r>
-        <w:t xml:space="preserve">Narratives first seem to outline the proper emotional response to a given event.</w:t>
-      </w:r>
-    </w:p>
-    <w:p>
-      <w:pPr>
-        <w:pStyle w:val="FirstParagraph"/>
-      </w:pPr>
-      <w:r>
-        <w:t xml:space="preserve">But, then they are also,</w:t>
-      </w:r>
-    </w:p>
-    <w:p>
-      <w:pPr>
-        <w:pStyle w:val="Compact"/>
-        <w:numPr>
-          <w:ilvl w:val="0"/>
-          <w:numId w:val="1006"/>
-        </w:numPr>
-      </w:pPr>
-      <w:r>
-        <w:t xml:space="preserve">Distinct from emotions that are an agent’s response to a given event or sequence of events.</w:t>
-      </w:r>
-      <w:r>
-        <w:t xml:space="preserve"> </w:t>
-      </w:r>
-      <w:r>
-        <w:t xml:space="preserve">(See Goldie 2009, 98)</w:t>
-      </w:r>
-    </w:p>
-    <w:p>
-      <w:pPr>
-        <w:pStyle w:val="FirstParagraph"/>
-      </w:pPr>
-      <w:r>
-        <w:t xml:space="preserve">The distinction then is between emotional import and emotional response. We ought to contrast these two features.</w:t>
-      </w:r>
-    </w:p>
-    <w:p>
-      <w:pPr>
-        <w:numPr>
-          <w:ilvl w:val="0"/>
-          <w:numId w:val="1007"/>
-        </w:numPr>
-      </w:pPr>
-      <w:r>
-        <w:t xml:space="preserve">Emotional import is an integral part of the narrative</w:t>
-      </w:r>
-    </w:p>
-    <w:p>
-      <w:pPr>
-        <w:numPr>
-          <w:ilvl w:val="0"/>
-          <w:numId w:val="1007"/>
-        </w:numPr>
-      </w:pPr>
-      <w:r>
-        <w:t xml:space="preserve">Emotional response is a response to the integral part of the narrative</w:t>
-      </w:r>
-    </w:p>
-    <w:p>
-      <w:pPr>
-        <w:pStyle w:val="FirstParagraph"/>
-      </w:pPr>
-      <w:r>
-        <w:t xml:space="preserve">We may have felt the fear in our friend’s voice or seen the frustration on his face while he tells the story. If he is even somewhat adequate at doing so, it is us who feels the same frustration. We are transplanted into the story where as the character, we experience the apt emotions, but we can also experience emotions externally. The external emotions that we experience are not as necessary. Assuming that I am drawn into the narrative, I have one emotional experience, the one that is apt in the context. However, as an audience member, I can also have emotional experiences that are responses to my response in the story. I might read Anne Frank and I am drawn into her narrative experiencing the emotions that are apt in that context. However, as an external audience member, in response to the pain and fear that I feel internally, my external response is one of anger.</w:t>
-      </w:r>
-    </w:p>
-    <w:p>
-      <w:pPr>
-        <w:pStyle w:val="BodyText"/>
-      </w:pPr>
-      <w:r>
-        <w:t xml:space="preserve">This can similarly occur in real-life personal narratives as well. We can imagine an office employee being humiliated at a team meeting by a senior member of the team and then recalling his humiliation later that evening, he responds emotionally with anger and rage. Here, the agent as character was humiliated by a more senior member at work and in the moment, all they could feel is humiliation, embarrassment, and shame. However, taking an external perspective on what happened, they</w:t>
-      </w:r>
-      <w:r>
-        <w:t xml:space="preserve"> </w:t>
-      </w:r>
-      <w:r>
-        <w:t xml:space="preserve">“might conceive of what happened as deserving anger and resentment.”</w:t>
-      </w:r>
-    </w:p>
-    <w:p>
-      <w:pPr>
-        <w:pStyle w:val="BodyText"/>
-      </w:pPr>
-      <w:r>
-        <w:t xml:space="preserve">By thinking through these narratives, we make the emotions appropriate in response to the narrative. This can occur with dramatic irony, the narrator is not aware of crucial facts about what happened until later and as such, the external emotion, the one in response to the internal emotion is different from the internal one.</w:t>
-      </w:r>
-    </w:p>
-    <w:bookmarkEnd w:id="21"/>
-    <w:bookmarkStart w:id="22" w:name="conclusion"/>
-    <w:p>
-      <w:pPr>
-        <w:pStyle w:val="Heading2"/>
-      </w:pPr>
-      <w:r>
-        <w:t xml:space="preserve">Conclusion</w:t>
-      </w:r>
-    </w:p>
-    <w:p>
-      <w:pPr>
-        <w:pStyle w:val="FirstParagraph"/>
-      </w:pPr>
-      <w:r>
-        <w:t xml:space="preserve">Counterfactual imagining occurs in the same way. When we imagine who we want to be, we may begin by thinking of what steps we can actively take to become that person. If we imagine ourselves to be financially independent, we may choose a college major in a field that promises a large salary. However, sometimes, once we set out on a path to becoming the person we desire, external constraints can reveal to us the feasibility of our goals. Upon entering university, we may have thought that we wanted a career in computer science but realizing how difficult the math is, we may think it is not worth it. Other factors can also constrain our choices.</w:t>
-      </w:r>
-    </w:p>
-    <w:p>
-      <w:pPr>
-        <w:pStyle w:val="BodyText"/>
-      </w:pPr>
-      <w:r>
-        <w:t xml:space="preserve">There are two kinds of factors, positive and negative ones. A negative constraint is one wherein we pursue computer science but struggle with the math and decide we would rather study philosophy. A positive constraint however, is one wherein while we may be okay doing the math required by the CS field, it would detract too much from what we really liked about CS which is the analytic structure of argument. It turns out that what we liked in computer science was the logic and not so much the math. Therefore we switch majors to philosophy instead. This is an example of a positive constraint. We discover some additional desire that we have and this constrains our choice. We realize that we want to become a physician and do humanitarian work in an organization like doctors without boarders. We recognize that this will require many hours of study and does not promise a large salary. As such, it would leave us with very little time for romantic relationships and there is no financial compensation to justify the time away from loved ones. Therefore, we breakup with our college girlfriend. The positive constraint highlights an emerging goal or desire. This emerging goal or desire reveals new steps that we should take including breaking up with our girlfriend.</w:t>
-      </w:r>
-    </w:p>
-    <w:p>
-      <w:pPr>
-        <w:numPr>
-          <w:ilvl w:val="0"/>
-          <w:numId w:val="1008"/>
-        </w:numPr>
-      </w:pPr>
-      <w:r>
-        <w:t xml:space="preserve">Hypotheticals imperatives == oughts in light of stated goals</w:t>
-      </w:r>
-    </w:p>
-    <w:p>
-      <w:pPr>
-        <w:numPr>
-          <w:ilvl w:val="0"/>
-          <w:numId w:val="1008"/>
-        </w:numPr>
-      </w:pPr>
-      <w:r>
-        <w:t xml:space="preserve">When you fall short of these goals, you experience negative emotions.</w:t>
-      </w:r>
-    </w:p>
-    <w:p>
-      <w:pPr>
-        <w:numPr>
-          <w:ilvl w:val="0"/>
-          <w:numId w:val="1008"/>
-        </w:numPr>
-      </w:pPr>
-      <w:r>
-        <w:t xml:space="preserve">The negative emotions motivate counterfactual thinking, thinking back to the crucial moment that contributed to your failure to realize your goals</w:t>
-      </w:r>
-    </w:p>
-    <w:p>
-      <w:pPr>
-        <w:numPr>
-          <w:ilvl w:val="0"/>
-          <w:numId w:val="1008"/>
-        </w:numPr>
-      </w:pPr>
-      <w:r>
-        <w:t xml:space="preserve">Regret is an external emotion that arises in response to your decision underlying your goal failure</w:t>
-      </w:r>
-    </w:p>
-    <w:p>
-      <w:pPr>
-        <w:numPr>
-          <w:ilvl w:val="0"/>
-          <w:numId w:val="1008"/>
-        </w:numPr>
-      </w:pPr>
-      <w:r>
-        <w:t xml:space="preserve">Each, negative emotions, counterfactual narrative thinking, and regrets can have a feedback effect on one’s grasp of the related hypothetical imperatives, helping one to learn from one’s mistakes. Negative emotions then motivate counterfactual thinking.</w:t>
-      </w:r>
-    </w:p>
-    <w:p>
-      <w:pPr>
-        <w:pStyle w:val="FirstParagraph"/>
-      </w:pPr>
-      <w:r>
-        <w:t xml:space="preserve">The steps here being referenced are hypothetical imperatives, they are imperatives about what we should do given our stated goals. While hypothetical imperatives are implied by positive constraints, there is not initially a similar object with respect to negative constraints. For instance, we may think that negative constraints are associated not with</w:t>
-      </w:r>
-      <w:r>
-        <w:t xml:space="preserve"> </w:t>
-      </w:r>
-      <w:r>
-        <w:rPr>
-          <w:i/>
-          <w:iCs/>
-        </w:rPr>
-        <w:t xml:space="preserve">oughts</w:t>
-      </w:r>
-      <w:r>
-        <w:t xml:space="preserve">, but with</w:t>
-      </w:r>
-      <w:r>
-        <w:t xml:space="preserve"> </w:t>
-      </w:r>
-      <w:r>
-        <w:rPr>
-          <w:i/>
-          <w:iCs/>
-        </w:rPr>
-        <w:t xml:space="preserve">ought-nots</w:t>
-      </w:r>
-      <w:r>
-        <w:t xml:space="preserve">, but it is not clear.</w:t>
+    </w:p>
+    <w:bookmarkStart w:id="63" w:name="refs"/>
+    <w:bookmarkStart w:id="22" w:name="ref-abra06"/>
+    <w:p>
+      <w:pPr>
+        <w:pStyle w:val="Bibliography"/>
+      </w:pPr>
+      <w:r>
+        <w:t xml:space="preserve">Abrahams, Roger D. 2006.</w:t>
+      </w:r>
+      <w:r>
+        <w:t xml:space="preserve"> </w:t>
+      </w:r>
+      <w:r>
+        <w:rPr>
+          <w:i/>
+          <w:iCs/>
+        </w:rPr>
+        <w:t xml:space="preserve">Deep down in the Jungle: Black</w:t>
+      </w:r>
+      <w:r>
+        <w:rPr>
+          <w:i/>
+          <w:iCs/>
+        </w:rPr>
+        <w:t xml:space="preserve"> </w:t>
+      </w:r>
+      <w:r>
+        <w:rPr>
+          <w:i/>
+          <w:iCs/>
+        </w:rPr>
+        <w:t xml:space="preserve">American</w:t>
+      </w:r>
+      <w:r>
+        <w:rPr>
+          <w:i/>
+          <w:iCs/>
+        </w:rPr>
+        <w:t xml:space="preserve"> </w:t>
+      </w:r>
+      <w:r>
+        <w:rPr>
+          <w:i/>
+          <w:iCs/>
+        </w:rPr>
+        <w:t xml:space="preserve">Folklore from the Streets of</w:t>
+      </w:r>
+      <w:r>
+        <w:rPr>
+          <w:i/>
+          <w:iCs/>
+        </w:rPr>
+        <w:t xml:space="preserve"> </w:t>
+      </w:r>
+      <w:r>
+        <w:rPr>
+          <w:i/>
+          <w:iCs/>
+        </w:rPr>
+        <w:t xml:space="preserve">Philadelphia</w:t>
+      </w:r>
+      <w:r>
+        <w:t xml:space="preserve">. New Brunswick, N.J: Transaction Publishers.</w:t>
       </w:r>
     </w:p>
     <w:bookmarkEnd w:id="22"/>
-    <w:bookmarkEnd w:id="23"/>
-    <w:bookmarkStart w:id="75" w:name="works-cited"/>
-    <w:p>
-      <w:pPr>
-        <w:pStyle w:val="Heading1"/>
-      </w:pPr>
-      <w:r>
-        <w:t xml:space="preserve">Works Cited</w:t>
-      </w:r>
-    </w:p>
-    <w:p>
-      <w:pPr>
-        <w:pStyle w:val="FirstParagraph"/>
-      </w:pPr>
-    </w:p>
-    <w:bookmarkStart w:id="74" w:name="refs"/>
-    <w:bookmarkStart w:id="24" w:name="ref-abra06"/>
+    <w:bookmarkStart w:id="24" w:name="ref-alex21"/>
     <w:p>
       <w:pPr>
         <w:pStyle w:val="Bibliography"/>
       </w:pPr>
       <w:r>
-        <w:t xml:space="preserve">Abrahams, Roger D. 2006.</w:t>
-      </w:r>
-      <w:r>
-        <w:t xml:space="preserve"> </w:t>
-      </w:r>
-      <w:r>
-        <w:rPr>
-          <w:i/>
-          <w:iCs/>
-        </w:rPr>
-        <w:t xml:space="preserve">Deep down in the Jungle: Black</w:t>
-      </w:r>
-      <w:r>
-        <w:rPr>
-          <w:i/>
-          <w:iCs/>
-        </w:rPr>
-        <w:t xml:space="preserve"> </w:t>
-      </w:r>
-      <w:r>
-        <w:rPr>
-          <w:i/>
-          <w:iCs/>
-        </w:rPr>
-        <w:t xml:space="preserve">American</w:t>
-      </w:r>
-      <w:r>
-        <w:rPr>
-          <w:i/>
-          <w:iCs/>
-        </w:rPr>
-        <w:t xml:space="preserve"> </w:t>
-      </w:r>
-      <w:r>
-        <w:rPr>
-          <w:i/>
-          <w:iCs/>
-        </w:rPr>
-        <w:t xml:space="preserve">Folklore from the Streets of</w:t>
-      </w:r>
-      <w:r>
-        <w:rPr>
-          <w:i/>
-          <w:iCs/>
-        </w:rPr>
-        <w:t xml:space="preserve"> </w:t>
-      </w:r>
-      <w:r>
-        <w:rPr>
-          <w:i/>
-          <w:iCs/>
-        </w:rPr>
-        <w:t xml:space="preserve">Philadelphia</w:t>
-      </w:r>
-      <w:r>
-        <w:t xml:space="preserve">. New Brunswick, N.J: Transaction Publishers.</w:t>
-      </w:r>
-    </w:p>
-    <w:bookmarkEnd w:id="24"/>
-    <w:bookmarkStart w:id="26" w:name="ref-alex21"/>
-    <w:p>
-      <w:pPr>
-        <w:pStyle w:val="Bibliography"/>
-      </w:pPr>
-      <w:r>
         <w:t xml:space="preserve">Alexopoulos, Cassandra, and Laramie D. Taylor. 2021.</w:t>
       </w:r>
       <w:r>
@@ -2252,7 +1792,7 @@
       <w:r>
         <w:t xml:space="preserve"> </w:t>
       </w:r>
-      <w:hyperlink r:id="rId25">
+      <w:hyperlink r:id="rId23">
         <w:r>
           <w:rPr>
             <w:rStyle w:val="Hyperlink"/>
@@ -2264,8 +1804,8 @@
         <w:t xml:space="preserve">.</w:t>
       </w:r>
     </w:p>
-    <w:bookmarkEnd w:id="26"/>
-    <w:bookmarkStart w:id="28" w:name="ref-alts21"/>
+    <w:bookmarkEnd w:id="24"/>
+    <w:bookmarkStart w:id="26" w:name="ref-alts21"/>
     <w:p>
       <w:pPr>
         <w:pStyle w:val="Bibliography"/>
@@ -2371,7 +1911,7 @@
       <w:r>
         <w:t xml:space="preserve"> </w:t>
       </w:r>
-      <w:hyperlink r:id="rId27">
+      <w:hyperlink r:id="rId25">
         <w:r>
           <w:rPr>
             <w:rStyle w:val="Hyperlink"/>
@@ -2383,8 +1923,8 @@
         <w:t xml:space="preserve">.</w:t>
       </w:r>
     </w:p>
-    <w:bookmarkEnd w:id="28"/>
-    <w:bookmarkStart w:id="30" w:name="ref-ande03"/>
+    <w:bookmarkEnd w:id="26"/>
+    <w:bookmarkStart w:id="28" w:name="ref-ande03"/>
     <w:p>
       <w:pPr>
         <w:pStyle w:val="Bibliography"/>
@@ -2429,7 +1969,7 @@
       <w:r>
         <w:t xml:space="preserve"> </w:t>
       </w:r>
-      <w:hyperlink r:id="rId29">
+      <w:hyperlink r:id="rId27">
         <w:r>
           <w:rPr>
             <w:rStyle w:val="Hyperlink"/>
@@ -2441,8 +1981,8 @@
         <w:t xml:space="preserve">.</w:t>
       </w:r>
     </w:p>
-    <w:bookmarkEnd w:id="30"/>
-    <w:bookmarkStart w:id="32" w:name="ref-aubr11"/>
+    <w:bookmarkEnd w:id="28"/>
+    <w:bookmarkStart w:id="30" w:name="ref-aubr11"/>
     <w:p>
       <w:pPr>
         <w:pStyle w:val="Bibliography"/>
@@ -2526,7 +2066,7 @@
       <w:r>
         <w:t xml:space="preserve"> </w:t>
       </w:r>
-      <w:hyperlink r:id="rId31">
+      <w:hyperlink r:id="rId29">
         <w:r>
           <w:rPr>
             <w:rStyle w:val="Hyperlink"/>
@@ -2538,8 +2078,8 @@
         <w:t xml:space="preserve">.</w:t>
       </w:r>
     </w:p>
-    <w:bookmarkEnd w:id="32"/>
-    <w:bookmarkStart w:id="34" w:name="ref-brat00"/>
+    <w:bookmarkEnd w:id="30"/>
+    <w:bookmarkStart w:id="32" w:name="ref-brat00"/>
     <w:p>
       <w:pPr>
         <w:pStyle w:val="Bibliography"/>
@@ -2590,7 +2130,7 @@
       <w:r>
         <w:t xml:space="preserve"> </w:t>
       </w:r>
-      <w:hyperlink r:id="rId33">
+      <w:hyperlink r:id="rId31">
         <w:r>
           <w:rPr>
             <w:rStyle w:val="Hyperlink"/>
@@ -2602,8 +2142,8 @@
         <w:t xml:space="preserve">.</w:t>
       </w:r>
     </w:p>
-    <w:bookmarkEnd w:id="34"/>
-    <w:bookmarkStart w:id="35" w:name="ref-gate89"/>
+    <w:bookmarkEnd w:id="32"/>
+    <w:bookmarkStart w:id="33" w:name="ref-gate89"/>
     <w:p>
       <w:pPr>
         <w:pStyle w:val="Bibliography"/>
@@ -2688,8 +2228,8 @@
         <w:t xml:space="preserve">. Oxford University Press, USA.</w:t>
       </w:r>
     </w:p>
-    <w:bookmarkEnd w:id="35"/>
-    <w:bookmarkStart w:id="37" w:name="ref-gilm20"/>
+    <w:bookmarkEnd w:id="33"/>
+    <w:bookmarkStart w:id="35" w:name="ref-gilm20"/>
     <w:p>
       <w:pPr>
         <w:pStyle w:val="Bibliography"/>
@@ -2832,7 +2372,7 @@
       <w:r>
         <w:t xml:space="preserve"> </w:t>
       </w:r>
-      <w:hyperlink r:id="rId36">
+      <w:hyperlink r:id="rId34">
         <w:r>
           <w:rPr>
             <w:rStyle w:val="Hyperlink"/>
@@ -2844,8 +2384,8 @@
         <w:t xml:space="preserve">.</w:t>
       </w:r>
     </w:p>
-    <w:bookmarkEnd w:id="37"/>
-    <w:bookmarkStart w:id="39" w:name="ref-gold09"/>
+    <w:bookmarkEnd w:id="35"/>
+    <w:bookmarkStart w:id="37" w:name="ref-gold09"/>
     <w:p>
       <w:pPr>
         <w:pStyle w:val="Bibliography"/>
@@ -2905,7 +2445,7 @@
       <w:r>
         <w:t xml:space="preserve"> </w:t>
       </w:r>
-      <w:hyperlink r:id="rId38">
+      <w:hyperlink r:id="rId36">
         <w:r>
           <w:rPr>
             <w:rStyle w:val="Hyperlink"/>
@@ -2917,8 +2457,8 @@
         <w:t xml:space="preserve">.</w:t>
       </w:r>
     </w:p>
-    <w:bookmarkEnd w:id="39"/>
-    <w:bookmarkStart w:id="41" w:name="ref-john95"/>
+    <w:bookmarkEnd w:id="37"/>
+    <w:bookmarkStart w:id="39" w:name="ref-john95"/>
     <w:p>
       <w:pPr>
         <w:pStyle w:val="Bibliography"/>
@@ -3005,7 +2545,7 @@
       <w:r>
         <w:t xml:space="preserve"> </w:t>
       </w:r>
-      <w:hyperlink r:id="rId40">
+      <w:hyperlink r:id="rId38">
         <w:r>
           <w:rPr>
             <w:rStyle w:val="Hyperlink"/>
@@ -3017,26 +2557,82 @@
         <w:t xml:space="preserve">.</w:t>
       </w:r>
     </w:p>
-    <w:bookmarkEnd w:id="41"/>
-    <w:bookmarkStart w:id="43" w:name="ref-kist10c"/>
+    <w:bookmarkEnd w:id="39"/>
+    <w:bookmarkStart w:id="40" w:name="ref-kors96"/>
     <w:p>
       <w:pPr>
         <w:pStyle w:val="Bibliography"/>
       </w:pPr>
       <w:r>
-        <w:t xml:space="preserve">Kistler, MichelleE., and MoonJ. Lee. 2010.</w:t>
-      </w:r>
-      <w:r>
-        <w:t xml:space="preserve"> </w:t>
-      </w:r>
-      <w:r>
-        <w:t xml:space="preserve">“Does</w:t>
-      </w:r>
-      <w:r>
-        <w:t xml:space="preserve"> </w:t>
-      </w:r>
-      <w:r>
-        <w:t xml:space="preserve">Exposure</w:t>
+        <w:t xml:space="preserve">Korsgaard, C. M. 1996.</w:t>
+      </w:r>
+      <w:r>
+        <w:t xml:space="preserve"> </w:t>
+      </w:r>
+      <w:r>
+        <w:rPr>
+          <w:i/>
+          <w:iCs/>
+        </w:rPr>
+        <w:t xml:space="preserve">The Sources of Normativity</w:t>
+      </w:r>
+      <w:r>
+        <w:t xml:space="preserve">. Cambridge: Cambridge University Press.</w:t>
+      </w:r>
+    </w:p>
+    <w:bookmarkEnd w:id="40"/>
+    <w:bookmarkStart w:id="42" w:name="ref-kors89"/>
+    <w:p>
+      <w:pPr>
+        <w:pStyle w:val="Bibliography"/>
+      </w:pPr>
+      <w:r>
+        <w:t xml:space="preserve">Korsgaard, Christine M. 1989.</w:t>
+      </w:r>
+      <w:r>
+        <w:t xml:space="preserve"> </w:t>
+      </w:r>
+      <w:r>
+        <w:t xml:space="preserve">“Personal</w:t>
+      </w:r>
+      <w:r>
+        <w:t xml:space="preserve"> </w:t>
+      </w:r>
+      <w:r>
+        <w:t xml:space="preserve">Identity</w:t>
+      </w:r>
+      <w:r>
+        <w:t xml:space="preserve"> </w:t>
+      </w:r>
+      <w:r>
+        <w:t xml:space="preserve">and the</w:t>
+      </w:r>
+      <w:r>
+        <w:t xml:space="preserve"> </w:t>
+      </w:r>
+      <w:r>
+        <w:t xml:space="preserve">Unity</w:t>
+      </w:r>
+      <w:r>
+        <w:t xml:space="preserve"> </w:t>
+      </w:r>
+      <w:r>
+        <w:t xml:space="preserve">of</w:t>
+      </w:r>
+      <w:r>
+        <w:t xml:space="preserve"> </w:t>
+      </w:r>
+      <w:r>
+        <w:t xml:space="preserve">Agency</w:t>
+      </w:r>
+      <w:r>
+        <w:t xml:space="preserve">:</w:t>
+      </w:r>
+      <w:r>
+        <w:t xml:space="preserve"> </w:t>
+      </w:r>
+      <w:r>
+        <w:t xml:space="preserve">A Kantian Response</w:t>
       </w:r>
       <w:r>
         <w:t xml:space="preserve"> </w:t>
@@ -3048,150 +2644,6 @@
         <w:t xml:space="preserve"> </w:t>
       </w:r>
       <w:r>
-        <w:t xml:space="preserve">Sexual Hip-Hop Music Videos Influence</w:t>
-      </w:r>
-      <w:r>
-        <w:t xml:space="preserve"> </w:t>
-      </w:r>
-      <w:r>
-        <w:t xml:space="preserve">the</w:t>
-      </w:r>
-      <w:r>
-        <w:t xml:space="preserve"> </w:t>
-      </w:r>
-      <w:r>
-        <w:t xml:space="preserve">Sexual Attitudes</w:t>
-      </w:r>
-      <w:r>
-        <w:t xml:space="preserve"> </w:t>
-      </w:r>
-      <w:r>
-        <w:t xml:space="preserve">of</w:t>
-      </w:r>
-      <w:r>
-        <w:t xml:space="preserve"> </w:t>
-      </w:r>
-      <w:r>
-        <w:t xml:space="preserve">College Students</w:t>
-      </w:r>
-      <w:r>
-        <w:t xml:space="preserve">?”</w:t>
-      </w:r>
-      <w:r>
-        <w:t xml:space="preserve"> </w:t>
-      </w:r>
-      <w:r>
-        <w:rPr>
-          <w:i/>
-          <w:iCs/>
-        </w:rPr>
-        <w:t xml:space="preserve">Mass Communication &amp; Society</w:t>
-      </w:r>
-      <w:r>
-        <w:t xml:space="preserve">, January, 67–86.</w:t>
-      </w:r>
-      <w:r>
-        <w:t xml:space="preserve"> </w:t>
-      </w:r>
-      <w:hyperlink r:id="rId42">
-        <w:r>
-          <w:rPr>
-            <w:rStyle w:val="Hyperlink"/>
-          </w:rPr>
-          <w:t xml:space="preserve">https://ezp.slu.edu/login?url=https://search.ebscohost.com/login.aspx?direct=true&amp;db=ufh&amp;AN=47132364&amp;site=eds-live</w:t>
-        </w:r>
-      </w:hyperlink>
-      <w:r>
-        <w:t xml:space="preserve">.</w:t>
-      </w:r>
-    </w:p>
-    <w:bookmarkEnd w:id="43"/>
-    <w:bookmarkStart w:id="44" w:name="ref-kors96"/>
-    <w:p>
-      <w:pPr>
-        <w:pStyle w:val="Bibliography"/>
-      </w:pPr>
-      <w:r>
-        <w:t xml:space="preserve">Korsgaard, C. M. 1996.</w:t>
-      </w:r>
-      <w:r>
-        <w:t xml:space="preserve"> </w:t>
-      </w:r>
-      <w:r>
-        <w:rPr>
-          <w:i/>
-          <w:iCs/>
-        </w:rPr>
-        <w:t xml:space="preserve">The Sources of Normativity</w:t>
-      </w:r>
-      <w:r>
-        <w:t xml:space="preserve">. Cambridge: Cambridge University Press.</w:t>
-      </w:r>
-    </w:p>
-    <w:bookmarkEnd w:id="44"/>
-    <w:bookmarkStart w:id="46" w:name="ref-kors89"/>
-    <w:p>
-      <w:pPr>
-        <w:pStyle w:val="Bibliography"/>
-      </w:pPr>
-      <w:r>
-        <w:t xml:space="preserve">Korsgaard, Christine M. 1989.</w:t>
-      </w:r>
-      <w:r>
-        <w:t xml:space="preserve"> </w:t>
-      </w:r>
-      <w:r>
-        <w:t xml:space="preserve">“Personal</w:t>
-      </w:r>
-      <w:r>
-        <w:t xml:space="preserve"> </w:t>
-      </w:r>
-      <w:r>
-        <w:t xml:space="preserve">Identity</w:t>
-      </w:r>
-      <w:r>
-        <w:t xml:space="preserve"> </w:t>
-      </w:r>
-      <w:r>
-        <w:t xml:space="preserve">and the</w:t>
-      </w:r>
-      <w:r>
-        <w:t xml:space="preserve"> </w:t>
-      </w:r>
-      <w:r>
-        <w:t xml:space="preserve">Unity</w:t>
-      </w:r>
-      <w:r>
-        <w:t xml:space="preserve"> </w:t>
-      </w:r>
-      <w:r>
-        <w:t xml:space="preserve">of</w:t>
-      </w:r>
-      <w:r>
-        <w:t xml:space="preserve"> </w:t>
-      </w:r>
-      <w:r>
-        <w:t xml:space="preserve">Agency</w:t>
-      </w:r>
-      <w:r>
-        <w:t xml:space="preserve">:</w:t>
-      </w:r>
-      <w:r>
-        <w:t xml:space="preserve"> </w:t>
-      </w:r>
-      <w:r>
-        <w:t xml:space="preserve">A Kantian Response</w:t>
-      </w:r>
-      <w:r>
-        <w:t xml:space="preserve"> </w:t>
-      </w:r>
-      <w:r>
-        <w:t xml:space="preserve">to</w:t>
-      </w:r>
-      <w:r>
-        <w:t xml:space="preserve"> </w:t>
-      </w:r>
-      <w:r>
         <w:t xml:space="preserve">Parfit</w:t>
       </w:r>
       <w:r>
@@ -3216,7 +2668,7 @@
       <w:r>
         <w:t xml:space="preserve"> </w:t>
       </w:r>
-      <w:hyperlink r:id="rId45">
+      <w:hyperlink r:id="rId41">
         <w:r>
           <w:rPr>
             <w:rStyle w:val="Hyperlink"/>
@@ -3228,8 +2680,8 @@
         <w:t xml:space="preserve">.</w:t>
       </w:r>
     </w:p>
-    <w:bookmarkEnd w:id="46"/>
-    <w:bookmarkStart w:id="48" w:name="ref-layb18"/>
+    <w:bookmarkEnd w:id="42"/>
+    <w:bookmarkStart w:id="44" w:name="ref-layb18"/>
     <w:p>
       <w:pPr>
         <w:pStyle w:val="Bibliography"/>
@@ -3283,7 +2735,7 @@
       <w:r>
         <w:t xml:space="preserve"> </w:t>
       </w:r>
-      <w:hyperlink r:id="rId47">
+      <w:hyperlink r:id="rId43">
         <w:r>
           <w:rPr>
             <w:rStyle w:val="Hyperlink"/>
@@ -3295,8 +2747,8 @@
         <w:t xml:space="preserve">.</w:t>
       </w:r>
     </w:p>
-    <w:bookmarkEnd w:id="48"/>
-    <w:bookmarkStart w:id="50" w:name="ref-meis22a"/>
+    <w:bookmarkEnd w:id="44"/>
+    <w:bookmarkStart w:id="46" w:name="ref-meis22a"/>
     <w:p>
       <w:pPr>
         <w:pStyle w:val="Bibliography"/>
@@ -3341,7 +2793,7 @@
       <w:r>
         <w:t xml:space="preserve"> </w:t>
       </w:r>
-      <w:hyperlink r:id="rId49">
+      <w:hyperlink r:id="rId45">
         <w:r>
           <w:rPr>
             <w:rStyle w:val="Hyperlink"/>
@@ -3353,8 +2805,8 @@
         <w:t xml:space="preserve">.</w:t>
       </w:r>
     </w:p>
-    <w:bookmarkEnd w:id="50"/>
-    <w:bookmarkStart w:id="52" w:name="ref-mill20"/>
+    <w:bookmarkEnd w:id="46"/>
+    <w:bookmarkStart w:id="48" w:name="ref-mill20"/>
     <w:p>
       <w:pPr>
         <w:pStyle w:val="Bibliography"/>
@@ -3408,7 +2860,7 @@
       <w:r>
         <w:t xml:space="preserve"> </w:t>
       </w:r>
-      <w:hyperlink r:id="rId51">
+      <w:hyperlink r:id="rId47">
         <w:r>
           <w:rPr>
             <w:rStyle w:val="Hyperlink"/>
@@ -3420,26 +2872,110 @@
         <w:t xml:space="preserve">.</w:t>
       </w:r>
     </w:p>
-    <w:bookmarkEnd w:id="52"/>
-    <w:bookmarkStart w:id="54" w:name="ref-nzin18a"/>
+    <w:bookmarkEnd w:id="48"/>
+    <w:bookmarkStart w:id="49" w:name="ref-parf87"/>
     <w:p>
       <w:pPr>
         <w:pStyle w:val="Bibliography"/>
       </w:pPr>
       <w:r>
-        <w:t xml:space="preserve">Nzinga, Kalonji L. K., and Douglas L. Medin. 2018.</w:t>
-      </w:r>
-      <w:r>
-        <w:t xml:space="preserve"> </w:t>
-      </w:r>
-      <w:r>
-        <w:t xml:space="preserve">“The</w:t>
-      </w:r>
-      <w:r>
-        <w:t xml:space="preserve"> </w:t>
-      </w:r>
-      <w:r>
-        <w:t xml:space="preserve">Moral Priorities</w:t>
+        <w:t xml:space="preserve">Parfit, Derek. 1987.</w:t>
+      </w:r>
+      <w:r>
+        <w:t xml:space="preserve"> </w:t>
+      </w:r>
+      <w:r>
+        <w:rPr>
+          <w:i/>
+          <w:iCs/>
+        </w:rPr>
+        <w:t xml:space="preserve">Reasons and Persons</w:t>
+      </w:r>
+      <w:r>
+        <w:t xml:space="preserve">. 1. issued in paperback (with corr.), reprinted with further corr. Oxford: Clarendon Press.</w:t>
+      </w:r>
+    </w:p>
+    <w:bookmarkEnd w:id="49"/>
+    <w:bookmarkStart w:id="50" w:name="ref-malo18"/>
+    <w:p>
+      <w:pPr>
+        <w:pStyle w:val="Bibliography"/>
+      </w:pPr>
+      <w:r>
+        <w:rPr>
+          <w:i/>
+          <w:iCs/>
+        </w:rPr>
+        <w:t xml:space="preserve">Rich and</w:t>
+      </w:r>
+      <w:r>
+        <w:rPr>
+          <w:i/>
+          <w:iCs/>
+        </w:rPr>
+        <w:t xml:space="preserve"> </w:t>
+      </w:r>
+      <w:r>
+        <w:rPr>
+          <w:i/>
+          <w:iCs/>
+        </w:rPr>
+        <w:t xml:space="preserve">Sad</w:t>
+      </w:r>
+      <w:r>
+        <w:t xml:space="preserve">. 2018. Republic Records, a division of UMG Recordings, Inc., 2018.</w:t>
+      </w:r>
+    </w:p>
+    <w:bookmarkEnd w:id="50"/>
+    <w:bookmarkStart w:id="52" w:name="ref-rich02"/>
+    <w:p>
+      <w:pPr>
+        <w:pStyle w:val="Bibliography"/>
+      </w:pPr>
+      <w:r>
+        <w:t xml:space="preserve">Richardson, Jeanita W., and Kim A. Scott. 2002.</w:t>
+      </w:r>
+      <w:r>
+        <w:t xml:space="preserve"> </w:t>
+      </w:r>
+      <w:r>
+        <w:t xml:space="preserve">“Rap</w:t>
+      </w:r>
+      <w:r>
+        <w:t xml:space="preserve"> </w:t>
+      </w:r>
+      <w:r>
+        <w:t xml:space="preserve">Music</w:t>
+      </w:r>
+      <w:r>
+        <w:t xml:space="preserve"> </w:t>
+      </w:r>
+      <w:r>
+        <w:t xml:space="preserve">and</w:t>
+      </w:r>
+      <w:r>
+        <w:t xml:space="preserve"> </w:t>
+      </w:r>
+      <w:r>
+        <w:t xml:space="preserve">Its Violent Progeny</w:t>
+      </w:r>
+      <w:r>
+        <w:t xml:space="preserve">:</w:t>
+      </w:r>
+      <w:r>
+        <w:t xml:space="preserve"> </w:t>
+      </w:r>
+      <w:r>
+        <w:t xml:space="preserve">America</w:t>
+      </w:r>
+      <w:r>
+        <w:t xml:space="preserve">’s</w:t>
+      </w:r>
+      <w:r>
+        <w:t xml:space="preserve"> </w:t>
+      </w:r>
+      <w:r>
+        <w:t xml:space="preserve">Culture</w:t>
       </w:r>
       <w:r>
         <w:t xml:space="preserve"> </w:t>
@@ -3451,7 +2987,19 @@
         <w:t xml:space="preserve"> </w:t>
       </w:r>
       <w:r>
-        <w:t xml:space="preserve">Rap Listeners</w:t>
+        <w:t xml:space="preserve">Violence</w:t>
+      </w:r>
+      <w:r>
+        <w:t xml:space="preserve"> </w:t>
+      </w:r>
+      <w:r>
+        <w:t xml:space="preserve">in</w:t>
+      </w:r>
+      <w:r>
+        <w:t xml:space="preserve"> </w:t>
+      </w:r>
+      <w:r>
+        <w:t xml:space="preserve">Context</w:t>
       </w:r>
       <w:r>
         <w:t xml:space="preserve">.”</w:t>
@@ -3464,169 +3012,6 @@
           <w:i/>
           <w:iCs/>
         </w:rPr>
-        <w:t xml:space="preserve">Journal of Cognition and Culture</w:t>
-      </w:r>
-      <w:r>
-        <w:t xml:space="preserve"> </w:t>
-      </w:r>
-      <w:r>
-        <w:t xml:space="preserve">18 (3–4): 312–42.</w:t>
-      </w:r>
-      <w:r>
-        <w:t xml:space="preserve"> </w:t>
-      </w:r>
-      <w:hyperlink r:id="rId53">
-        <w:r>
-          <w:rPr>
-            <w:rStyle w:val="Hyperlink"/>
-          </w:rPr>
-          <w:t xml:space="preserve">https://doi.org/10.1163/15685373-12340033</w:t>
-        </w:r>
-      </w:hyperlink>
-      <w:r>
-        <w:t xml:space="preserve">.</w:t>
-      </w:r>
-    </w:p>
-    <w:bookmarkEnd w:id="54"/>
-    <w:bookmarkStart w:id="55" w:name="ref-parf87"/>
-    <w:p>
-      <w:pPr>
-        <w:pStyle w:val="Bibliography"/>
-      </w:pPr>
-      <w:r>
-        <w:t xml:space="preserve">Parfit, Derek. 1987.</w:t>
-      </w:r>
-      <w:r>
-        <w:t xml:space="preserve"> </w:t>
-      </w:r>
-      <w:r>
-        <w:rPr>
-          <w:i/>
-          <w:iCs/>
-        </w:rPr>
-        <w:t xml:space="preserve">Reasons and Persons</w:t>
-      </w:r>
-      <w:r>
-        <w:t xml:space="preserve">. 1. issued in paperback (with corr.), reprinted with further corr. Oxford: Clarendon Press.</w:t>
-      </w:r>
-    </w:p>
-    <w:bookmarkEnd w:id="55"/>
-    <w:bookmarkStart w:id="56" w:name="ref-malo18"/>
-    <w:p>
-      <w:pPr>
-        <w:pStyle w:val="Bibliography"/>
-      </w:pPr>
-      <w:r>
-        <w:rPr>
-          <w:i/>
-          <w:iCs/>
-        </w:rPr>
-        <w:t xml:space="preserve">Rich and</w:t>
-      </w:r>
-      <w:r>
-        <w:rPr>
-          <w:i/>
-          <w:iCs/>
-        </w:rPr>
-        <w:t xml:space="preserve"> </w:t>
-      </w:r>
-      <w:r>
-        <w:rPr>
-          <w:i/>
-          <w:iCs/>
-        </w:rPr>
-        <w:t xml:space="preserve">Sad</w:t>
-      </w:r>
-      <w:r>
-        <w:t xml:space="preserve">. 2018. Republic Records, a division of UMG Recordings, Inc., 2018.</w:t>
-      </w:r>
-    </w:p>
-    <w:bookmarkEnd w:id="56"/>
-    <w:bookmarkStart w:id="58" w:name="ref-rich02"/>
-    <w:p>
-      <w:pPr>
-        <w:pStyle w:val="Bibliography"/>
-      </w:pPr>
-      <w:r>
-        <w:t xml:space="preserve">Richardson, Jeanita W., and Kim A. Scott. 2002.</w:t>
-      </w:r>
-      <w:r>
-        <w:t xml:space="preserve"> </w:t>
-      </w:r>
-      <w:r>
-        <w:t xml:space="preserve">“Rap</w:t>
-      </w:r>
-      <w:r>
-        <w:t xml:space="preserve"> </w:t>
-      </w:r>
-      <w:r>
-        <w:t xml:space="preserve">Music</w:t>
-      </w:r>
-      <w:r>
-        <w:t xml:space="preserve"> </w:t>
-      </w:r>
-      <w:r>
-        <w:t xml:space="preserve">and</w:t>
-      </w:r>
-      <w:r>
-        <w:t xml:space="preserve"> </w:t>
-      </w:r>
-      <w:r>
-        <w:t xml:space="preserve">Its Violent Progeny</w:t>
-      </w:r>
-      <w:r>
-        <w:t xml:space="preserve">:</w:t>
-      </w:r>
-      <w:r>
-        <w:t xml:space="preserve"> </w:t>
-      </w:r>
-      <w:r>
-        <w:t xml:space="preserve">America</w:t>
-      </w:r>
-      <w:r>
-        <w:t xml:space="preserve">’s</w:t>
-      </w:r>
-      <w:r>
-        <w:t xml:space="preserve"> </w:t>
-      </w:r>
-      <w:r>
-        <w:t xml:space="preserve">Culture</w:t>
-      </w:r>
-      <w:r>
-        <w:t xml:space="preserve"> </w:t>
-      </w:r>
-      <w:r>
-        <w:t xml:space="preserve">of</w:t>
-      </w:r>
-      <w:r>
-        <w:t xml:space="preserve"> </w:t>
-      </w:r>
-      <w:r>
-        <w:t xml:space="preserve">Violence</w:t>
-      </w:r>
-      <w:r>
-        <w:t xml:space="preserve"> </w:t>
-      </w:r>
-      <w:r>
-        <w:t xml:space="preserve">in</w:t>
-      </w:r>
-      <w:r>
-        <w:t xml:space="preserve"> </w:t>
-      </w:r>
-      <w:r>
-        <w:t xml:space="preserve">Context</w:t>
-      </w:r>
-      <w:r>
-        <w:t xml:space="preserve">.”</w:t>
-      </w:r>
-      <w:r>
-        <w:t xml:space="preserve"> </w:t>
-      </w:r>
-      <w:r>
-        <w:rPr>
-          <w:i/>
-          <w:iCs/>
-        </w:rPr>
         <w:t xml:space="preserve">The Journal of Negro Education</w:t>
       </w:r>
       <w:r>
@@ -3638,7 +3023,7 @@
       <w:r>
         <w:t xml:space="preserve"> </w:t>
       </w:r>
-      <w:hyperlink r:id="rId57">
+      <w:hyperlink r:id="rId51">
         <w:r>
           <w:rPr>
             <w:rStyle w:val="Hyperlink"/>
@@ -3650,130 +3035,14 @@
         <w:t xml:space="preserve">.</w:t>
       </w:r>
     </w:p>
-    <w:bookmarkEnd w:id="58"/>
-    <w:bookmarkStart w:id="59" w:name="ref-rose94"/>
+    <w:bookmarkEnd w:id="52"/>
+    <w:bookmarkStart w:id="54" w:name="ref-sche96b"/>
     <w:p>
       <w:pPr>
         <w:pStyle w:val="Bibliography"/>
       </w:pPr>
       <w:r>
-        <w:t xml:space="preserve">Rose, Tricia. 1994.</w:t>
-      </w:r>
-      <w:r>
-        <w:t xml:space="preserve"> </w:t>
-      </w:r>
-      <w:r>
-        <w:rPr>
-          <w:i/>
-          <w:iCs/>
-        </w:rPr>
-        <w:t xml:space="preserve">Black Noise: Rap Music and Black Culture in Contemporary</w:t>
-      </w:r>
-      <w:r>
-        <w:rPr>
-          <w:i/>
-          <w:iCs/>
-        </w:rPr>
-        <w:t xml:space="preserve"> </w:t>
-      </w:r>
-      <w:r>
-        <w:rPr>
-          <w:i/>
-          <w:iCs/>
-        </w:rPr>
-        <w:t xml:space="preserve">America</w:t>
-      </w:r>
-      <w:r>
-        <w:t xml:space="preserve">. Music/Culture. Hanover, NH: University Press of New England.</w:t>
-      </w:r>
-    </w:p>
-    <w:bookmarkEnd w:id="59"/>
-    <w:bookmarkStart w:id="61" w:name="ref-sche96"/>
-    <w:p>
-      <w:pPr>
-        <w:pStyle w:val="Bibliography"/>
-      </w:pPr>
-      <w:r>
-        <w:t xml:space="preserve">Schechtman, Marya. 1996a.</w:t>
-      </w:r>
-      <w:r>
-        <w:t xml:space="preserve"> </w:t>
-      </w:r>
-      <w:r>
-        <w:rPr>
-          <w:i/>
-          <w:iCs/>
-        </w:rPr>
-        <w:t xml:space="preserve">The</w:t>
-      </w:r>
-      <w:r>
-        <w:rPr>
-          <w:i/>
-          <w:iCs/>
-        </w:rPr>
-        <w:t xml:space="preserve"> </w:t>
-      </w:r>
-      <w:r>
-        <w:rPr>
-          <w:i/>
-          <w:iCs/>
-        </w:rPr>
-        <w:t xml:space="preserve">Constitution</w:t>
-      </w:r>
-      <w:r>
-        <w:rPr>
-          <w:i/>
-          <w:iCs/>
-        </w:rPr>
-        <w:t xml:space="preserve"> </w:t>
-      </w:r>
-      <w:r>
-        <w:rPr>
-          <w:i/>
-          <w:iCs/>
-        </w:rPr>
-        <w:t xml:space="preserve">of</w:t>
-      </w:r>
-      <w:r>
-        <w:rPr>
-          <w:i/>
-          <w:iCs/>
-        </w:rPr>
-        <w:t xml:space="preserve"> </w:t>
-      </w:r>
-      <w:r>
-        <w:rPr>
-          <w:i/>
-          <w:iCs/>
-        </w:rPr>
-        <w:t xml:space="preserve">Selves</w:t>
-      </w:r>
-      <w:r>
-        <w:t xml:space="preserve">. Cornell University Press.</w:t>
-      </w:r>
-      <w:r>
-        <w:t xml:space="preserve"> </w:t>
-      </w:r>
-      <w:hyperlink r:id="rId60">
-        <w:r>
-          <w:rPr>
-            <w:rStyle w:val="Hyperlink"/>
-          </w:rPr>
-          <w:t xml:space="preserve">http://www.jstor.org.ezp.slu.edu/stable/10.7591/j.ctv75d3xw</w:t>
-        </w:r>
-      </w:hyperlink>
-      <w:r>
-        <w:t xml:space="preserve">.</w:t>
-      </w:r>
-    </w:p>
-    <w:bookmarkEnd w:id="61"/>
-    <w:bookmarkStart w:id="63" w:name="ref-sche96b"/>
-    <w:p>
-      <w:pPr>
-        <w:pStyle w:val="Bibliography"/>
-      </w:pPr>
-      <w:r>
-        <w:t xml:space="preserve">———. 1996b.</w:t>
+        <w:t xml:space="preserve">Schechtman, Marya. 1996.</w:t>
       </w:r>
       <w:r>
         <w:t xml:space="preserve"> </w:t>
@@ -3803,7 +3072,7 @@
       <w:r>
         <w:t xml:space="preserve"> </w:t>
       </w:r>
-      <w:hyperlink r:id="rId62">
+      <w:hyperlink r:id="rId53">
         <w:r>
           <w:rPr>
             <w:rStyle w:val="Hyperlink"/>
@@ -3815,69 +3084,14 @@
         <w:t xml:space="preserve">.</w:t>
       </w:r>
     </w:p>
-    <w:bookmarkEnd w:id="63"/>
-    <w:bookmarkStart w:id="65" w:name="ref-shus95b"/>
+    <w:bookmarkEnd w:id="54"/>
+    <w:bookmarkStart w:id="56" w:name="ref-shus07"/>
     <w:p>
       <w:pPr>
         <w:pStyle w:val="Bibliography"/>
       </w:pPr>
       <w:r>
-        <w:t xml:space="preserve">Shusterman, Richard. 1995.</w:t>
-      </w:r>
-      <w:r>
-        <w:t xml:space="preserve"> </w:t>
-      </w:r>
-      <w:r>
-        <w:t xml:space="preserve">“Rap Remix:</w:t>
-      </w:r>
-      <w:r>
-        <w:t xml:space="preserve"> </w:t>
-      </w:r>
-      <w:r>
-        <w:t xml:space="preserve">Pragmatism</w:t>
-      </w:r>
-      <w:r>
-        <w:t xml:space="preserve">, Postmodernism, and Other Issues in the House.”</w:t>
-      </w:r>
-      <w:r>
-        <w:t xml:space="preserve"> </w:t>
-      </w:r>
-      <w:r>
-        <w:rPr>
-          <w:i/>
-          <w:iCs/>
-        </w:rPr>
-        <w:t xml:space="preserve">Critical Inquiry</w:t>
-      </w:r>
-      <w:r>
-        <w:t xml:space="preserve"> </w:t>
-      </w:r>
-      <w:r>
-        <w:t xml:space="preserve">22 (1): 150–58.</w:t>
-      </w:r>
-      <w:r>
-        <w:t xml:space="preserve"> </w:t>
-      </w:r>
-      <w:hyperlink r:id="rId64">
-        <w:r>
-          <w:rPr>
-            <w:rStyle w:val="Hyperlink"/>
-          </w:rPr>
-          <w:t xml:space="preserve">https://doi.org/10.1086/448785</w:t>
-        </w:r>
-      </w:hyperlink>
-      <w:r>
-        <w:t xml:space="preserve">.</w:t>
-      </w:r>
-    </w:p>
-    <w:bookmarkEnd w:id="65"/>
-    <w:bookmarkStart w:id="67" w:name="ref-shus07"/>
-    <w:p>
-      <w:pPr>
-        <w:pStyle w:val="Bibliography"/>
-      </w:pPr>
-      <w:r>
-        <w:t xml:space="preserve">———. 2007.</w:t>
+        <w:t xml:space="preserve">Shusterman, Richard. 2007.</w:t>
       </w:r>
       <w:r>
         <w:t xml:space="preserve"> </w:t>
@@ -3915,7 +3129,7 @@
       <w:r>
         <w:t xml:space="preserve"> </w:t>
       </w:r>
-      <w:hyperlink r:id="rId66">
+      <w:hyperlink r:id="rId55">
         <w:r>
           <w:rPr>
             <w:rStyle w:val="Hyperlink"/>
@@ -3927,8 +3141,8 @@
         <w:t xml:space="preserve">.</w:t>
       </w:r>
     </w:p>
-    <w:bookmarkEnd w:id="67"/>
-    <w:bookmarkStart w:id="69" w:name="ref-smit97"/>
+    <w:bookmarkEnd w:id="56"/>
+    <w:bookmarkStart w:id="58" w:name="ref-smit97"/>
     <w:p>
       <w:pPr>
         <w:pStyle w:val="Bibliography"/>
@@ -4003,7 +3217,7 @@
       <w:r>
         <w:t xml:space="preserve"> </w:t>
       </w:r>
-      <w:hyperlink r:id="rId68">
+      <w:hyperlink r:id="rId57">
         <w:r>
           <w:rPr>
             <w:rStyle w:val="Hyperlink"/>
@@ -4015,8 +3229,8 @@
         <w:t xml:space="preserve">.</w:t>
       </w:r>
     </w:p>
-    <w:bookmarkEnd w:id="69"/>
-    <w:bookmarkStart w:id="71" w:name="ref-tayl76"/>
+    <w:bookmarkEnd w:id="58"/>
+    <w:bookmarkStart w:id="60" w:name="ref-tayl76"/>
     <w:p>
       <w:pPr>
         <w:pStyle w:val="Bibliography"/>
@@ -4061,7 +3275,7 @@
       <w:r>
         <w:t xml:space="preserve"> </w:t>
       </w:r>
-      <w:hyperlink r:id="rId70">
+      <w:hyperlink r:id="rId59">
         <w:r>
           <w:rPr>
             <w:rStyle w:val="Hyperlink"/>
@@ -4073,8 +3287,8 @@
         <w:t xml:space="preserve">.</w:t>
       </w:r>
     </w:p>
-    <w:bookmarkEnd w:id="71"/>
-    <w:bookmarkStart w:id="73" w:name="ref-vell03"/>
+    <w:bookmarkEnd w:id="60"/>
+    <w:bookmarkStart w:id="62" w:name="ref-vell03"/>
     <w:p>
       <w:pPr>
         <w:pStyle w:val="Bibliography"/>
@@ -4116,7 +3330,7 @@
       <w:r>
         <w:t xml:space="preserve"> </w:t>
       </w:r>
-      <w:hyperlink r:id="rId72">
+      <w:hyperlink r:id="rId61">
         <w:r>
           <w:rPr>
             <w:rStyle w:val="Hyperlink"/>
@@ -4128,9 +3342,9 @@
         <w:t xml:space="preserve">.</w:t>
       </w:r>
     </w:p>
-    <w:bookmarkEnd w:id="73"/>
-    <w:bookmarkEnd w:id="74"/>
-    <w:bookmarkEnd w:id="75"/>
+    <w:bookmarkEnd w:id="62"/>
+    <w:bookmarkEnd w:id="63"/>
+    <w:bookmarkEnd w:id="64"/>
     <w:sectPr>
       <w:footnotePr>
         <w:numRestart w:val="eachSect"/>
@@ -4344,176 +3558,6 @@
       </w:rPr>
     </w:lvl>
   </w:abstractNum>
-  <w:abstractNum w:abstractNumId="99411">
-    <w:nsid w:val="00A99411"/>
-    <w:multiLevelType w:val="multilevel"/>
-    <w:lvl w:ilvl="0">
-      <w:start w:val="1"/>
-      <w:numFmt w:val="decimal"/>
-      <w:lvlText w:val="%1."/>
-      <w:lvlJc w:val="left"/>
-      <w:pPr>
-        <w:ind w:left="720" w:hanging="360"/>
-      </w:pPr>
-    </w:lvl>
-    <w:lvl w:ilvl="1">
-      <w:start w:val="1"/>
-      <w:numFmt w:val="decimal"/>
-      <w:lvlText w:val="%2."/>
-      <w:lvlJc w:val="left"/>
-      <w:pPr>
-        <w:ind w:left="1440" w:hanging="360"/>
-      </w:pPr>
-    </w:lvl>
-    <w:lvl w:ilvl="2">
-      <w:start w:val="1"/>
-      <w:numFmt w:val="decimal"/>
-      <w:lvlText w:val="%3."/>
-      <w:lvlJc w:val="left"/>
-      <w:pPr>
-        <w:ind w:left="2160" w:hanging="360"/>
-      </w:pPr>
-    </w:lvl>
-    <w:lvl w:ilvl="3">
-      <w:start w:val="1"/>
-      <w:numFmt w:val="decimal"/>
-      <w:lvlText w:val="%4."/>
-      <w:lvlJc w:val="left"/>
-      <w:pPr>
-        <w:ind w:left="2880" w:hanging="360"/>
-      </w:pPr>
-    </w:lvl>
-    <w:lvl w:ilvl="4">
-      <w:start w:val="1"/>
-      <w:numFmt w:val="decimal"/>
-      <w:lvlText w:val="%5."/>
-      <w:lvlJc w:val="left"/>
-      <w:pPr>
-        <w:ind w:left="3600" w:hanging="360"/>
-      </w:pPr>
-    </w:lvl>
-    <w:lvl w:ilvl="5">
-      <w:start w:val="1"/>
-      <w:numFmt w:val="decimal"/>
-      <w:lvlText w:val="%6."/>
-      <w:lvlJc w:val="left"/>
-      <w:pPr>
-        <w:ind w:left="4320" w:hanging="360"/>
-      </w:pPr>
-    </w:lvl>
-    <w:lvl w:ilvl="6">
-      <w:start w:val="1"/>
-      <w:numFmt w:val="decimal"/>
-      <w:lvlText w:val="%7."/>
-      <w:lvlJc w:val="left"/>
-      <w:pPr>
-        <w:ind w:left="5040" w:hanging="360"/>
-      </w:pPr>
-    </w:lvl>
-    <w:lvl w:ilvl="7">
-      <w:start w:val="1"/>
-      <w:numFmt w:val="decimal"/>
-      <w:lvlText w:val="%8."/>
-      <w:lvlJc w:val="left"/>
-      <w:pPr>
-        <w:ind w:left="5760" w:hanging="360"/>
-      </w:pPr>
-    </w:lvl>
-    <w:lvl w:ilvl="8">
-      <w:start w:val="1"/>
-      <w:numFmt w:val="decimal"/>
-      <w:lvlText w:val="%9."/>
-      <w:lvlJc w:val="left"/>
-      <w:pPr>
-        <w:ind w:left="6480" w:hanging="360"/>
-      </w:pPr>
-    </w:lvl>
-  </w:abstractNum>
-  <w:abstractNum w:abstractNumId="99412">
-    <w:nsid w:val="00A99412"/>
-    <w:multiLevelType w:val="multilevel"/>
-    <w:lvl w:ilvl="0">
-      <w:start w:val="2"/>
-      <w:numFmt w:val="decimal"/>
-      <w:lvlText w:val="%1."/>
-      <w:lvlJc w:val="left"/>
-      <w:pPr>
-        <w:ind w:left="720" w:hanging="360"/>
-      </w:pPr>
-    </w:lvl>
-    <w:lvl w:ilvl="1">
-      <w:start w:val="2"/>
-      <w:numFmt w:val="decimal"/>
-      <w:lvlText w:val="%2."/>
-      <w:lvlJc w:val="left"/>
-      <w:pPr>
-        <w:ind w:left="1440" w:hanging="360"/>
-      </w:pPr>
-    </w:lvl>
-    <w:lvl w:ilvl="2">
-      <w:start w:val="2"/>
-      <w:numFmt w:val="decimal"/>
-      <w:lvlText w:val="%3."/>
-      <w:lvlJc w:val="left"/>
-      <w:pPr>
-        <w:ind w:left="2160" w:hanging="360"/>
-      </w:pPr>
-    </w:lvl>
-    <w:lvl w:ilvl="3">
-      <w:start w:val="2"/>
-      <w:numFmt w:val="decimal"/>
-      <w:lvlText w:val="%4."/>
-      <w:lvlJc w:val="left"/>
-      <w:pPr>
-        <w:ind w:left="2880" w:hanging="360"/>
-      </w:pPr>
-    </w:lvl>
-    <w:lvl w:ilvl="4">
-      <w:start w:val="2"/>
-      <w:numFmt w:val="decimal"/>
-      <w:lvlText w:val="%5."/>
-      <w:lvlJc w:val="left"/>
-      <w:pPr>
-        <w:ind w:left="3600" w:hanging="360"/>
-      </w:pPr>
-    </w:lvl>
-    <w:lvl w:ilvl="5">
-      <w:start w:val="2"/>
-      <w:numFmt w:val="decimal"/>
-      <w:lvlText w:val="%6."/>
-      <w:lvlJc w:val="left"/>
-      <w:pPr>
-        <w:ind w:left="4320" w:hanging="360"/>
-      </w:pPr>
-    </w:lvl>
-    <w:lvl w:ilvl="6">
-      <w:start w:val="2"/>
-      <w:numFmt w:val="decimal"/>
-      <w:lvlText w:val="%7."/>
-      <w:lvlJc w:val="left"/>
-      <w:pPr>
-        <w:ind w:left="5040" w:hanging="360"/>
-      </w:pPr>
-    </w:lvl>
-    <w:lvl w:ilvl="7">
-      <w:start w:val="2"/>
-      <w:numFmt w:val="decimal"/>
-      <w:lvlText w:val="%8."/>
-      <w:lvlJc w:val="left"/>
-      <w:pPr>
-        <w:ind w:left="5760" w:hanging="360"/>
-      </w:pPr>
-    </w:lvl>
-    <w:lvl w:ilvl="8">
-      <w:start w:val="2"/>
-      <w:numFmt w:val="decimal"/>
-      <w:lvlText w:val="%9."/>
-      <w:lvlJc w:val="left"/>
-      <w:pPr>
-        <w:ind w:left="6480" w:hanging="360"/>
-      </w:pPr>
-    </w:lvl>
-  </w:abstractNum>
   <w:num w:numId="1000">
     <w:abstractNumId w:val="990"/>
   </w:num>
@@ -4527,99 +3571,6 @@
     <w:abstractNumId w:val="991"/>
   </w:num>
   <w:num w:numId="1004">
-    <w:abstractNumId w:val="991"/>
-  </w:num>
-  <w:num w:numId="1005">
-    <w:abstractNumId w:val="99411"/>
-    <w:lvlOverride w:ilvl="0">
-      <w:startOverride w:val="1"/>
-    </w:lvlOverride>
-    <w:lvlOverride w:ilvl="1">
-      <w:startOverride w:val="1"/>
-    </w:lvlOverride>
-    <w:lvlOverride w:ilvl="2">
-      <w:startOverride w:val="1"/>
-    </w:lvlOverride>
-    <w:lvlOverride w:ilvl="3">
-      <w:startOverride w:val="1"/>
-    </w:lvlOverride>
-    <w:lvlOverride w:ilvl="4">
-      <w:startOverride w:val="1"/>
-    </w:lvlOverride>
-    <w:lvlOverride w:ilvl="5">
-      <w:startOverride w:val="1"/>
-    </w:lvlOverride>
-    <w:lvlOverride w:ilvl="6">
-      <w:startOverride w:val="1"/>
-    </w:lvlOverride>
-    <w:lvlOverride w:ilvl="7">
-      <w:startOverride w:val="1"/>
-    </w:lvlOverride>
-    <w:lvlOverride w:ilvl="8">
-      <w:startOverride w:val="1"/>
-    </w:lvlOverride>
-  </w:num>
-  <w:num w:numId="1006">
-    <w:abstractNumId w:val="99412"/>
-    <w:lvlOverride w:ilvl="0">
-      <w:startOverride w:val="2"/>
-    </w:lvlOverride>
-    <w:lvlOverride w:ilvl="1">
-      <w:startOverride w:val="2"/>
-    </w:lvlOverride>
-    <w:lvlOverride w:ilvl="2">
-      <w:startOverride w:val="2"/>
-    </w:lvlOverride>
-    <w:lvlOverride w:ilvl="3">
-      <w:startOverride w:val="2"/>
-    </w:lvlOverride>
-    <w:lvlOverride w:ilvl="4">
-      <w:startOverride w:val="2"/>
-    </w:lvlOverride>
-    <w:lvlOverride w:ilvl="5">
-      <w:startOverride w:val="2"/>
-    </w:lvlOverride>
-    <w:lvlOverride w:ilvl="6">
-      <w:startOverride w:val="2"/>
-    </w:lvlOverride>
-    <w:lvlOverride w:ilvl="7">
-      <w:startOverride w:val="2"/>
-    </w:lvlOverride>
-    <w:lvlOverride w:ilvl="8">
-      <w:startOverride w:val="2"/>
-    </w:lvlOverride>
-  </w:num>
-  <w:num w:numId="1007">
-    <w:abstractNumId w:val="99411"/>
-    <w:lvlOverride w:ilvl="0">
-      <w:startOverride w:val="1"/>
-    </w:lvlOverride>
-    <w:lvlOverride w:ilvl="1">
-      <w:startOverride w:val="1"/>
-    </w:lvlOverride>
-    <w:lvlOverride w:ilvl="2">
-      <w:startOverride w:val="1"/>
-    </w:lvlOverride>
-    <w:lvlOverride w:ilvl="3">
-      <w:startOverride w:val="1"/>
-    </w:lvlOverride>
-    <w:lvlOverride w:ilvl="4">
-      <w:startOverride w:val="1"/>
-    </w:lvlOverride>
-    <w:lvlOverride w:ilvl="5">
-      <w:startOverride w:val="1"/>
-    </w:lvlOverride>
-    <w:lvlOverride w:ilvl="6">
-      <w:startOverride w:val="1"/>
-    </w:lvlOverride>
-    <w:lvlOverride w:ilvl="7">
-      <w:startOverride w:val="1"/>
-    </w:lvlOverride>
-    <w:lvlOverride w:ilvl="8">
-      <w:startOverride w:val="1"/>
-    </w:lvlOverride>
-  </w:num>
-  <w:num w:numId="1008">
     <w:abstractNumId w:val="991"/>
   </w:num>
 </w:numbering>
